--- a/Tesztdokumentáció.docx
+++ b/Tesztdokumentáció.docx
@@ -1,6 +1,6 @@
 
 <file path=word/document.xml><?xml version="1.0" encoding="utf-8"?>
-<w:document xmlns:wpc="http://schemas.microsoft.com/office/word/2010/wordprocessingCanvas" xmlns:cx="http://schemas.microsoft.com/office/drawing/2014/chartex" xmlns:mc="http://schemas.openxmlformats.org/markup-compatibility/2006" xmlns:o="urn:schemas-microsoft-com:office:office" xmlns:r="http://schemas.openxmlformats.org/officeDocument/2006/relationships" xmlns:m="http://schemas.openxmlformats.org/officeDocument/2006/math" xmlns:v="urn:schemas-microsoft-com:vml" xmlns:wp14="http://schemas.microsoft.com/office/word/2010/wordprocessingDrawing" xmlns:wp="http://schemas.openxmlformats.org/drawingml/2006/wordprocessingDrawing" xmlns:w10="urn:schemas-microsoft-com:office:word" xmlns:w="http://schemas.openxmlformats.org/wordprocessingml/2006/main" xmlns:w14="http://schemas.microsoft.com/office/word/2010/wordml" xmlns:w15="http://schemas.microsoft.com/office/word/2012/wordml" xmlns:w16se="http://schemas.microsoft.com/office/word/2015/wordml/symex" xmlns:wpg="http://schemas.microsoft.com/office/word/2010/wordprocessingGroup" xmlns:wpi="http://schemas.microsoft.com/office/word/2010/wordprocessingInk" xmlns:wne="http://schemas.microsoft.com/office/word/2006/wordml" xmlns:wps="http://schemas.microsoft.com/office/word/2010/wordprocessingShape" mc:Ignorable="w14 w15 w16se wp14">
+<w:document xmlns:wpc="http://schemas.microsoft.com/office/word/2010/wordprocessingCanvas" xmlns:cx="http://schemas.microsoft.com/office/drawing/2014/chartex" xmlns:cx1="http://schemas.microsoft.com/office/drawing/2015/9/8/chartex" xmlns:cx2="http://schemas.microsoft.com/office/drawing/2015/10/21/chartex" xmlns:cx3="http://schemas.microsoft.com/office/drawing/2016/5/9/chartex" xmlns:cx4="http://schemas.microsoft.com/office/drawing/2016/5/10/chartex" xmlns:cx5="http://schemas.microsoft.com/office/drawing/2016/5/11/chartex" xmlns:cx6="http://schemas.microsoft.com/office/drawing/2016/5/12/chartex" xmlns:cx7="http://schemas.microsoft.com/office/drawing/2016/5/13/chartex" xmlns:cx8="http://schemas.microsoft.com/office/drawing/2016/5/14/chartex" xmlns:mc="http://schemas.openxmlformats.org/markup-compatibility/2006" xmlns:aink="http://schemas.microsoft.com/office/drawing/2016/ink" xmlns:am3d="http://schemas.microsoft.com/office/drawing/2017/model3d" xmlns:o="urn:schemas-microsoft-com:office:office" xmlns:r="http://schemas.openxmlformats.org/officeDocument/2006/relationships" xmlns:m="http://schemas.openxmlformats.org/officeDocument/2006/math" xmlns:v="urn:schemas-microsoft-com:vml" xmlns:wp14="http://schemas.microsoft.com/office/word/2010/wordprocessingDrawing" xmlns:wp="http://schemas.openxmlformats.org/drawingml/2006/wordprocessingDrawing" xmlns:w10="urn:schemas-microsoft-com:office:word" xmlns:w="http://schemas.openxmlformats.org/wordprocessingml/2006/main" xmlns:w14="http://schemas.microsoft.com/office/word/2010/wordml" xmlns:w15="http://schemas.microsoft.com/office/word/2012/wordml" xmlns:w16cid="http://schemas.microsoft.com/office/word/2016/wordml/cid" xmlns:w16se="http://schemas.microsoft.com/office/word/2015/wordml/symex" xmlns:wpg="http://schemas.microsoft.com/office/word/2010/wordprocessingGroup" xmlns:wpi="http://schemas.microsoft.com/office/word/2010/wordprocessingInk" xmlns:wne="http://schemas.microsoft.com/office/word/2006/wordml" xmlns:wps="http://schemas.microsoft.com/office/word/2010/wordprocessingShape" mc:Ignorable="w14 w15 w16se w16cid wp14">
   <w:body>
     <w:p>
       <w:pPr>
@@ -81,7 +81,25 @@
           <w:sz w:val="24"/>
           <w:szCs w:val="24"/>
         </w:rPr>
-        <w:t>(pl. bejelentkezés, tokenkezelés, védett végpontok elérése stb.</w:t>
+        <w:t xml:space="preserve">(pl. bejelentkezés, </w:t>
+      </w:r>
+      <w:proofErr w:type="spellStart"/>
+      <w:r>
+        <w:rPr>
+          <w:rFonts w:ascii="Arial" w:hAnsi="Arial" w:cs="Arial"/>
+          <w:sz w:val="24"/>
+          <w:szCs w:val="24"/>
+        </w:rPr>
+        <w:t>tokenkezelés</w:t>
+      </w:r>
+      <w:proofErr w:type="spellEnd"/>
+      <w:r>
+        <w:rPr>
+          <w:rFonts w:ascii="Arial" w:hAnsi="Arial" w:cs="Arial"/>
+          <w:sz w:val="24"/>
+          <w:szCs w:val="24"/>
+        </w:rPr>
+        <w:t>, védett végpontok elérése stb.</w:t>
       </w:r>
       <w:r>
         <w:rPr>
@@ -146,7 +164,25 @@
           <w:sz w:val="24"/>
           <w:szCs w:val="24"/>
         </w:rPr>
-        <w:t>rendszerhez (ASP.NET Web API backend + React frontend, JWT alapú hitelesítés).</w:t>
+        <w:t xml:space="preserve">rendszerhez (ASP.NET Web API backend + </w:t>
+      </w:r>
+      <w:proofErr w:type="spellStart"/>
+      <w:r>
+        <w:rPr>
+          <w:rFonts w:ascii="Arial" w:hAnsi="Arial" w:cs="Arial"/>
+          <w:sz w:val="24"/>
+          <w:szCs w:val="24"/>
+        </w:rPr>
+        <w:t>React</w:t>
+      </w:r>
+      <w:proofErr w:type="spellEnd"/>
+      <w:r>
+        <w:rPr>
+          <w:rFonts w:ascii="Arial" w:hAnsi="Arial" w:cs="Arial"/>
+          <w:sz w:val="24"/>
+          <w:szCs w:val="24"/>
+        </w:rPr>
+        <w:t xml:space="preserve"> frontend, JWT alapú hitelesítés).</w:t>
       </w:r>
     </w:p>
     <w:p>
@@ -210,24 +246,114 @@
           <w:sz w:val="24"/>
           <w:szCs w:val="24"/>
         </w:rPr>
-        <w:t>Hitelesítés: Salted jelszótárolás és JWT tokenek.</w:t>
-      </w:r>
-    </w:p>
-    <w:p>
-      <w:pPr>
-        <w:rPr>
-          <w:rFonts w:ascii="Arial" w:hAnsi="Arial" w:cs="Arial"/>
-          <w:sz w:val="24"/>
-          <w:szCs w:val="24"/>
-        </w:rPr>
-      </w:pPr>
-      <w:r>
-        <w:rPr>
-          <w:rFonts w:ascii="Arial" w:hAnsi="Arial" w:cs="Arial"/>
-          <w:sz w:val="24"/>
-          <w:szCs w:val="24"/>
-        </w:rPr>
-        <w:t>Védett végpontok: Authenticated tokennel érhetőek el.</w:t>
+        <w:t xml:space="preserve">Hitelesítés: </w:t>
+      </w:r>
+      <w:proofErr w:type="spellStart"/>
+      <w:r>
+        <w:rPr>
+          <w:rFonts w:ascii="Arial" w:hAnsi="Arial" w:cs="Arial"/>
+          <w:sz w:val="24"/>
+          <w:szCs w:val="24"/>
+        </w:rPr>
+        <w:t>Salted</w:t>
+      </w:r>
+      <w:proofErr w:type="spellEnd"/>
+      <w:r>
+        <w:rPr>
+          <w:rFonts w:ascii="Arial" w:hAnsi="Arial" w:cs="Arial"/>
+          <w:sz w:val="24"/>
+          <w:szCs w:val="24"/>
+        </w:rPr>
+        <w:t xml:space="preserve"> jelszótárolás és JWT </w:t>
+      </w:r>
+      <w:proofErr w:type="spellStart"/>
+      <w:r>
+        <w:rPr>
+          <w:rFonts w:ascii="Arial" w:hAnsi="Arial" w:cs="Arial"/>
+          <w:sz w:val="24"/>
+          <w:szCs w:val="24"/>
+        </w:rPr>
+        <w:t>tokenek</w:t>
+      </w:r>
+      <w:proofErr w:type="spellEnd"/>
+      <w:r>
+        <w:rPr>
+          <w:rFonts w:ascii="Arial" w:hAnsi="Arial" w:cs="Arial"/>
+          <w:sz w:val="24"/>
+          <w:szCs w:val="24"/>
+        </w:rPr>
+        <w:t>.</w:t>
+      </w:r>
+    </w:p>
+    <w:p>
+      <w:pPr>
+        <w:rPr>
+          <w:rFonts w:ascii="Arial" w:hAnsi="Arial" w:cs="Arial"/>
+          <w:sz w:val="24"/>
+          <w:szCs w:val="24"/>
+        </w:rPr>
+      </w:pPr>
+      <w:r>
+        <w:rPr>
+          <w:rFonts w:ascii="Arial" w:hAnsi="Arial" w:cs="Arial"/>
+          <w:sz w:val="24"/>
+          <w:szCs w:val="24"/>
+        </w:rPr>
+        <w:t xml:space="preserve">Védett végpontok: </w:t>
+      </w:r>
+      <w:proofErr w:type="spellStart"/>
+      <w:r>
+        <w:rPr>
+          <w:rFonts w:ascii="Arial" w:hAnsi="Arial" w:cs="Arial"/>
+          <w:sz w:val="24"/>
+          <w:szCs w:val="24"/>
+        </w:rPr>
+        <w:t>Authenticated</w:t>
+      </w:r>
+      <w:proofErr w:type="spellEnd"/>
+      <w:r>
+        <w:rPr>
+          <w:rFonts w:ascii="Arial" w:hAnsi="Arial" w:cs="Arial"/>
+          <w:sz w:val="24"/>
+          <w:szCs w:val="24"/>
+        </w:rPr>
+        <w:t xml:space="preserve"> </w:t>
+      </w:r>
+      <w:proofErr w:type="spellStart"/>
+      <w:r>
+        <w:rPr>
+          <w:rFonts w:ascii="Arial" w:hAnsi="Arial" w:cs="Arial"/>
+          <w:sz w:val="24"/>
+          <w:szCs w:val="24"/>
+        </w:rPr>
+        <w:t>tokennel</w:t>
+      </w:r>
+      <w:proofErr w:type="spellEnd"/>
+      <w:r>
+        <w:rPr>
+          <w:rFonts w:ascii="Arial" w:hAnsi="Arial" w:cs="Arial"/>
+          <w:sz w:val="24"/>
+          <w:szCs w:val="24"/>
+        </w:rPr>
+        <w:t xml:space="preserve"> </w:t>
+      </w:r>
+      <w:proofErr w:type="spellStart"/>
+      <w:r>
+        <w:rPr>
+          <w:rFonts w:ascii="Arial" w:hAnsi="Arial" w:cs="Arial"/>
+          <w:sz w:val="24"/>
+          <w:szCs w:val="24"/>
+        </w:rPr>
+        <w:t>érhetőek</w:t>
+      </w:r>
+      <w:proofErr w:type="spellEnd"/>
+      <w:r>
+        <w:rPr>
+          <w:rFonts w:ascii="Arial" w:hAnsi="Arial" w:cs="Arial"/>
+          <w:sz w:val="24"/>
+          <w:szCs w:val="24"/>
+        </w:rPr>
+        <w:t xml:space="preserve"> el.</w:t>
       </w:r>
     </w:p>
     <w:p>
@@ -246,7 +372,27 @@
           <w:szCs w:val="24"/>
           <w:u w:val="single"/>
         </w:rPr>
-        <w:t>Frontend: React alkalmazás</w:t>
+        <w:t xml:space="preserve">Frontend: </w:t>
+      </w:r>
+      <w:proofErr w:type="spellStart"/>
+      <w:r>
+        <w:rPr>
+          <w:rFonts w:ascii="Arial" w:hAnsi="Arial" w:cs="Arial"/>
+          <w:sz w:val="24"/>
+          <w:szCs w:val="24"/>
+          <w:u w:val="single"/>
+        </w:rPr>
+        <w:t>React</w:t>
+      </w:r>
+      <w:proofErr w:type="spellEnd"/>
+      <w:r>
+        <w:rPr>
+          <w:rFonts w:ascii="Arial" w:hAnsi="Arial" w:cs="Arial"/>
+          <w:sz w:val="24"/>
+          <w:szCs w:val="24"/>
+          <w:u w:val="single"/>
+        </w:rPr>
+        <w:t xml:space="preserve"> alkalmazás</w:t>
       </w:r>
     </w:p>
     <w:p>
@@ -274,30 +420,60 @@
           <w:szCs w:val="24"/>
         </w:rPr>
       </w:pPr>
-      <w:r>
-        <w:rPr>
-          <w:rFonts w:ascii="Arial" w:hAnsi="Arial" w:cs="Arial"/>
-          <w:sz w:val="24"/>
-          <w:szCs w:val="24"/>
-        </w:rPr>
-        <w:t>Token kezelése: Helyi tároló (localStorage/sessionStorage) vagy HTTP-only</w:t>
-      </w:r>
-    </w:p>
-    <w:p>
-      <w:pPr>
-        <w:rPr>
-          <w:rFonts w:ascii="Arial" w:hAnsi="Arial" w:cs="Arial"/>
-          <w:sz w:val="24"/>
-          <w:szCs w:val="24"/>
-        </w:rPr>
-      </w:pPr>
-      <w:r>
-        <w:rPr>
-          <w:rFonts w:ascii="Arial" w:hAnsi="Arial" w:cs="Arial"/>
-          <w:sz w:val="24"/>
-          <w:szCs w:val="24"/>
-        </w:rPr>
-        <w:t>cookie.</w:t>
+      <w:proofErr w:type="spellStart"/>
+      <w:r>
+        <w:rPr>
+          <w:rFonts w:ascii="Arial" w:hAnsi="Arial" w:cs="Arial"/>
+          <w:sz w:val="24"/>
+          <w:szCs w:val="24"/>
+        </w:rPr>
+        <w:t>Token</w:t>
+      </w:r>
+      <w:proofErr w:type="spellEnd"/>
+      <w:r>
+        <w:rPr>
+          <w:rFonts w:ascii="Arial" w:hAnsi="Arial" w:cs="Arial"/>
+          <w:sz w:val="24"/>
+          <w:szCs w:val="24"/>
+        </w:rPr>
+        <w:t xml:space="preserve"> kezelése: Helyi tároló (localStorage/sessionStorage) vagy HTTP-</w:t>
+      </w:r>
+      <w:proofErr w:type="spellStart"/>
+      <w:r>
+        <w:rPr>
+          <w:rFonts w:ascii="Arial" w:hAnsi="Arial" w:cs="Arial"/>
+          <w:sz w:val="24"/>
+          <w:szCs w:val="24"/>
+        </w:rPr>
+        <w:t>only</w:t>
+      </w:r>
+      <w:proofErr w:type="spellEnd"/>
+    </w:p>
+    <w:p>
+      <w:pPr>
+        <w:rPr>
+          <w:rFonts w:ascii="Arial" w:hAnsi="Arial" w:cs="Arial"/>
+          <w:sz w:val="24"/>
+          <w:szCs w:val="24"/>
+        </w:rPr>
+      </w:pPr>
+      <w:proofErr w:type="spellStart"/>
+      <w:r>
+        <w:rPr>
+          <w:rFonts w:ascii="Arial" w:hAnsi="Arial" w:cs="Arial"/>
+          <w:sz w:val="24"/>
+          <w:szCs w:val="24"/>
+        </w:rPr>
+        <w:t>cookie</w:t>
+      </w:r>
+      <w:proofErr w:type="spellEnd"/>
+      <w:r>
+        <w:rPr>
+          <w:rFonts w:ascii="Arial" w:hAnsi="Arial" w:cs="Arial"/>
+          <w:sz w:val="24"/>
+          <w:szCs w:val="24"/>
+        </w:rPr>
+        <w:t>.</w:t>
       </w:r>
     </w:p>
     <w:p>
@@ -352,8 +528,18 @@
           <w:sz w:val="24"/>
           <w:szCs w:val="24"/>
         </w:rPr>
-        <w:t>Frontend: Jest</w:t>
-      </w:r>
+        <w:t xml:space="preserve">Frontend: </w:t>
+      </w:r>
+      <w:proofErr w:type="spellStart"/>
+      <w:r>
+        <w:rPr>
+          <w:rFonts w:ascii="Arial" w:hAnsi="Arial" w:cs="Arial"/>
+          <w:sz w:val="24"/>
+          <w:szCs w:val="24"/>
+        </w:rPr>
+        <w:t>Jest</w:t>
+      </w:r>
+      <w:proofErr w:type="spellEnd"/>
     </w:p>
     <w:p>
       <w:pPr>
@@ -371,52 +557,19 @@
           <w:szCs w:val="24"/>
           <w:u w:val="single"/>
         </w:rPr>
-        <w:t>E2E tesztek (End-to-End):</w:t>
-      </w:r>
-    </w:p>
-    <w:p>
-      <w:pPr>
-        <w:rPr>
-          <w:rFonts w:ascii="Arial" w:hAnsi="Arial" w:cs="Arial"/>
-          <w:sz w:val="24"/>
-          <w:szCs w:val="24"/>
-        </w:rPr>
-      </w:pPr>
-      <w:r>
-        <w:rPr>
-          <w:rFonts w:ascii="Arial" w:hAnsi="Arial" w:cs="Arial"/>
-          <w:sz w:val="24"/>
-          <w:szCs w:val="24"/>
-        </w:rPr>
-        <w:t>Selenium WebDriver: Böngésző-alapú űrlaptesztek és tokenkezelés</w:t>
-      </w:r>
-    </w:p>
-    <w:p>
-      <w:pPr>
-        <w:rPr>
-          <w:rFonts w:ascii="Arial" w:hAnsi="Arial" w:cs="Arial"/>
-          <w:sz w:val="24"/>
-          <w:szCs w:val="24"/>
-        </w:rPr>
-      </w:pPr>
-      <w:r>
-        <w:rPr>
-          <w:rFonts w:ascii="Arial" w:hAnsi="Arial" w:cs="Arial"/>
-          <w:sz w:val="24"/>
-          <w:szCs w:val="24"/>
-        </w:rPr>
-        <w:t>validálására.</w:t>
-      </w:r>
-    </w:p>
-    <w:p>
-      <w:pPr>
+        <w:t>E2E tesztek (End-</w:t>
+      </w:r>
+      <w:proofErr w:type="spellStart"/>
+      <w:r>
         <w:rPr>
           <w:rFonts w:ascii="Arial" w:hAnsi="Arial" w:cs="Arial"/>
           <w:sz w:val="24"/>
           <w:szCs w:val="24"/>
           <w:u w:val="single"/>
         </w:rPr>
-      </w:pPr>
+        <w:t>to</w:t>
+      </w:r>
+      <w:proofErr w:type="spellEnd"/>
       <w:r>
         <w:rPr>
           <w:rFonts w:ascii="Arial" w:hAnsi="Arial" w:cs="Arial"/>
@@ -424,6 +577,107 @@
           <w:szCs w:val="24"/>
           <w:u w:val="single"/>
         </w:rPr>
+        <w:t>-End):</w:t>
+      </w:r>
+    </w:p>
+    <w:p>
+      <w:pPr>
+        <w:rPr>
+          <w:rFonts w:ascii="Arial" w:hAnsi="Arial" w:cs="Arial"/>
+          <w:sz w:val="24"/>
+          <w:szCs w:val="24"/>
+        </w:rPr>
+      </w:pPr>
+      <w:proofErr w:type="spellStart"/>
+      <w:r>
+        <w:rPr>
+          <w:rFonts w:ascii="Arial" w:hAnsi="Arial" w:cs="Arial"/>
+          <w:sz w:val="24"/>
+          <w:szCs w:val="24"/>
+        </w:rPr>
+        <w:t>Selenium</w:t>
+      </w:r>
+      <w:proofErr w:type="spellEnd"/>
+      <w:r>
+        <w:rPr>
+          <w:rFonts w:ascii="Arial" w:hAnsi="Arial" w:cs="Arial"/>
+          <w:sz w:val="24"/>
+          <w:szCs w:val="24"/>
+        </w:rPr>
+        <w:t xml:space="preserve"> </w:t>
+      </w:r>
+      <w:proofErr w:type="spellStart"/>
+      <w:r>
+        <w:rPr>
+          <w:rFonts w:ascii="Arial" w:hAnsi="Arial" w:cs="Arial"/>
+          <w:sz w:val="24"/>
+          <w:szCs w:val="24"/>
+        </w:rPr>
+        <w:t>WebDriver</w:t>
+      </w:r>
+      <w:proofErr w:type="spellEnd"/>
+      <w:r>
+        <w:rPr>
+          <w:rFonts w:ascii="Arial" w:hAnsi="Arial" w:cs="Arial"/>
+          <w:sz w:val="24"/>
+          <w:szCs w:val="24"/>
+        </w:rPr>
+        <w:t xml:space="preserve">: Böngésző-alapú űrlaptesztek és </w:t>
+      </w:r>
+      <w:proofErr w:type="spellStart"/>
+      <w:r>
+        <w:rPr>
+          <w:rFonts w:ascii="Arial" w:hAnsi="Arial" w:cs="Arial"/>
+          <w:sz w:val="24"/>
+          <w:szCs w:val="24"/>
+        </w:rPr>
+        <w:t>tokenkezelés</w:t>
+      </w:r>
+      <w:proofErr w:type="spellEnd"/>
+    </w:p>
+    <w:p>
+      <w:pPr>
+        <w:rPr>
+          <w:rFonts w:ascii="Arial" w:hAnsi="Arial" w:cs="Arial"/>
+          <w:sz w:val="24"/>
+          <w:szCs w:val="24"/>
+        </w:rPr>
+      </w:pPr>
+      <w:proofErr w:type="spellStart"/>
+      <w:r>
+        <w:rPr>
+          <w:rFonts w:ascii="Arial" w:hAnsi="Arial" w:cs="Arial"/>
+          <w:sz w:val="24"/>
+          <w:szCs w:val="24"/>
+        </w:rPr>
+        <w:t>validálására</w:t>
+      </w:r>
+      <w:proofErr w:type="spellEnd"/>
+      <w:r>
+        <w:rPr>
+          <w:rFonts w:ascii="Arial" w:hAnsi="Arial" w:cs="Arial"/>
+          <w:sz w:val="24"/>
+          <w:szCs w:val="24"/>
+        </w:rPr>
+        <w:t>.</w:t>
+      </w:r>
+    </w:p>
+    <w:p>
+      <w:pPr>
+        <w:rPr>
+          <w:rFonts w:ascii="Arial" w:hAnsi="Arial" w:cs="Arial"/>
+          <w:sz w:val="24"/>
+          <w:szCs w:val="24"/>
+          <w:u w:val="single"/>
+        </w:rPr>
+      </w:pPr>
+      <w:r>
+        <w:rPr>
+          <w:rFonts w:ascii="Arial" w:hAnsi="Arial" w:cs="Arial"/>
+          <w:sz w:val="24"/>
+          <w:szCs w:val="24"/>
+          <w:u w:val="single"/>
+        </w:rPr>
         <w:t>Biztonsági tesztelés:</w:t>
       </w:r>
     </w:p>
@@ -441,7 +695,25 @@
           <w:sz w:val="24"/>
           <w:szCs w:val="24"/>
         </w:rPr>
-        <w:t>OWASP ZAP vagy Postman (manuális tesztelés és token kezelés</w:t>
+        <w:t xml:space="preserve">OWASP ZAP vagy Postman (manuális tesztelés és </w:t>
+      </w:r>
+      <w:proofErr w:type="spellStart"/>
+      <w:r>
+        <w:rPr>
+          <w:rFonts w:ascii="Arial" w:hAnsi="Arial" w:cs="Arial"/>
+          <w:sz w:val="24"/>
+          <w:szCs w:val="24"/>
+        </w:rPr>
+        <w:t>token</w:t>
+      </w:r>
+      <w:proofErr w:type="spellEnd"/>
+      <w:r>
+        <w:rPr>
+          <w:rFonts w:ascii="Arial" w:hAnsi="Arial" w:cs="Arial"/>
+          <w:sz w:val="24"/>
+          <w:szCs w:val="24"/>
+        </w:rPr>
+        <w:t xml:space="preserve"> kezelés</w:t>
       </w:r>
     </w:p>
     <w:p>
@@ -628,15 +900,270 @@
           <w:szCs w:val="24"/>
           <w:u w:val="single"/>
         </w:rPr>
-        <w:t>Elvárt eredmény</w:t>
-      </w:r>
-      <w:r>
+        <w:t>Elvárt eredmény:</w:t>
+      </w:r>
+    </w:p>
+    <w:p>
+      <w:pPr>
+        <w:rPr>
+          <w:rFonts w:ascii="Arial" w:hAnsi="Arial" w:cs="Arial"/>
+          <w:sz w:val="24"/>
+          <w:szCs w:val="24"/>
+        </w:rPr>
+      </w:pPr>
+      <w:r>
+        <w:rPr>
+          <w:rFonts w:ascii="Arial" w:hAnsi="Arial" w:cs="Arial"/>
+          <w:sz w:val="24"/>
+          <w:szCs w:val="24"/>
+        </w:rPr>
+        <w:t>Az input mező a</w:t>
+      </w:r>
+      <w:r>
+        <w:rPr>
+          <w:rFonts w:ascii="Arial" w:hAnsi="Arial" w:cs="Arial"/>
+          <w:sz w:val="24"/>
+          <w:szCs w:val="24"/>
+        </w:rPr>
+        <w:t xml:space="preserve">latt </w:t>
+      </w:r>
+      <w:r>
+        <w:rPr>
+          <w:rFonts w:ascii="Arial" w:hAnsi="Arial" w:cs="Arial"/>
+          <w:sz w:val="24"/>
+          <w:szCs w:val="24"/>
+        </w:rPr>
+        <w:t xml:space="preserve">a </w:t>
+      </w:r>
+      <w:r>
+        <w:rPr>
+          <w:rFonts w:ascii="Arial" w:hAnsi="Arial" w:cs="Arial"/>
+          <w:sz w:val="24"/>
+          <w:szCs w:val="24"/>
+        </w:rPr>
+        <w:t>„</w:t>
+      </w:r>
+      <w:proofErr w:type="spellStart"/>
+      <w:r>
+        <w:rPr>
+          <w:rFonts w:ascii="Arial" w:hAnsi="Arial" w:cs="Arial"/>
+          <w:sz w:val="24"/>
+          <w:szCs w:val="24"/>
+        </w:rPr>
+        <w:t>Tötlse</w:t>
+      </w:r>
+      <w:proofErr w:type="spellEnd"/>
+      <w:r>
+        <w:rPr>
+          <w:rFonts w:ascii="Arial" w:hAnsi="Arial" w:cs="Arial"/>
+          <w:sz w:val="24"/>
+          <w:szCs w:val="24"/>
+        </w:rPr>
+        <w:t xml:space="preserve"> ki ezt a mező” </w:t>
+      </w:r>
+      <w:r>
+        <w:rPr>
+          <w:rFonts w:ascii="Arial" w:hAnsi="Arial" w:cs="Arial"/>
+          <w:sz w:val="24"/>
+          <w:szCs w:val="24"/>
+        </w:rPr>
+        <w:t>hibaüzenet jelenik meg.</w:t>
+      </w:r>
+    </w:p>
+    <w:p>
+      <w:pPr>
+        <w:rPr>
+          <w:rFonts w:ascii="Arial" w:hAnsi="Arial" w:cs="Arial"/>
+          <w:sz w:val="24"/>
+          <w:szCs w:val="24"/>
+        </w:rPr>
+      </w:pPr>
+    </w:p>
+    <w:p>
+      <w:pPr>
+        <w:rPr>
+          <w:rFonts w:ascii="Arial" w:hAnsi="Arial" w:cs="Arial"/>
+          <w:b/>
+          <w:sz w:val="24"/>
+          <w:szCs w:val="24"/>
+        </w:rPr>
+      </w:pPr>
+      <w:r>
+        <w:rPr>
+          <w:rFonts w:ascii="Arial" w:hAnsi="Arial" w:cs="Arial"/>
+          <w:b/>
+          <w:sz w:val="24"/>
+          <w:szCs w:val="24"/>
+        </w:rPr>
+        <w:t>2. Regisztráció az oldalra:</w:t>
+      </w:r>
+    </w:p>
+    <w:p>
+      <w:pPr>
+        <w:rPr>
+          <w:rFonts w:ascii="Arial" w:hAnsi="Arial" w:cs="Arial"/>
+          <w:sz w:val="24"/>
+          <w:szCs w:val="24"/>
+        </w:rPr>
+      </w:pPr>
+      <w:r>
+        <w:rPr>
+          <w:rFonts w:ascii="Arial" w:hAnsi="Arial" w:cs="Arial"/>
+          <w:sz w:val="24"/>
+          <w:szCs w:val="24"/>
+        </w:rPr>
+        <w:t>Teszteset: Teszteljük a regisztráció</w:t>
+      </w:r>
+      <w:r>
+        <w:rPr>
+          <w:rFonts w:ascii="Arial" w:hAnsi="Arial" w:cs="Arial"/>
+          <w:sz w:val="24"/>
+          <w:szCs w:val="24"/>
+        </w:rPr>
+        <w:t xml:space="preserve"> helyes működését.</w:t>
+      </w:r>
+    </w:p>
+    <w:p>
+      <w:pPr>
         <w:rPr>
           <w:rFonts w:ascii="Arial" w:hAnsi="Arial" w:cs="Arial"/>
           <w:sz w:val="24"/>
           <w:szCs w:val="24"/>
           <w:u w:val="single"/>
         </w:rPr>
+      </w:pPr>
+      <w:r>
+        <w:rPr>
+          <w:rFonts w:ascii="Arial" w:hAnsi="Arial" w:cs="Arial"/>
+          <w:sz w:val="24"/>
+          <w:szCs w:val="24"/>
+          <w:u w:val="single"/>
+        </w:rPr>
+        <w:t>Lépés:</w:t>
+      </w:r>
+    </w:p>
+    <w:p>
+      <w:pPr>
+        <w:rPr>
+          <w:rFonts w:ascii="Arial" w:hAnsi="Arial" w:cs="Arial"/>
+          <w:sz w:val="24"/>
+          <w:szCs w:val="24"/>
+        </w:rPr>
+      </w:pPr>
+      <w:r>
+        <w:rPr>
+          <w:rFonts w:ascii="Arial" w:hAnsi="Arial" w:cs="Arial"/>
+          <w:sz w:val="24"/>
+          <w:szCs w:val="24"/>
+        </w:rPr>
+        <w:t>A</w:t>
+      </w:r>
+      <w:r>
+        <w:rPr>
+          <w:rFonts w:ascii="Arial" w:hAnsi="Arial" w:cs="Arial"/>
+          <w:sz w:val="24"/>
+          <w:szCs w:val="24"/>
+        </w:rPr>
+        <w:t xml:space="preserve"> regisztrációs gomb kitöltött bemeneti mezőkkel</w:t>
+      </w:r>
+    </w:p>
+    <w:p>
+      <w:pPr>
+        <w:rPr>
+          <w:rFonts w:ascii="Arial" w:hAnsi="Arial" w:cs="Arial"/>
+          <w:sz w:val="24"/>
+          <w:szCs w:val="24"/>
+          <w:u w:val="single"/>
+        </w:rPr>
+      </w:pPr>
+      <w:r>
+        <w:rPr>
+          <w:rFonts w:ascii="Arial" w:hAnsi="Arial" w:cs="Arial"/>
+          <w:sz w:val="24"/>
+          <w:szCs w:val="24"/>
+          <w:u w:val="single"/>
+        </w:rPr>
+        <w:t>Elvárt eredmény:</w:t>
+      </w:r>
+    </w:p>
+    <w:p>
+      <w:pPr>
+        <w:rPr>
+          <w:rFonts w:ascii="Arial" w:hAnsi="Arial" w:cs="Arial"/>
+          <w:sz w:val="24"/>
+          <w:szCs w:val="24"/>
+        </w:rPr>
+      </w:pPr>
+      <w:r>
+        <w:rPr>
+          <w:rFonts w:ascii="Arial" w:hAnsi="Arial" w:cs="Arial"/>
+          <w:sz w:val="24"/>
+          <w:szCs w:val="24"/>
+        </w:rPr>
+        <w:t xml:space="preserve">Meg jelenik a sikeres regisztráció egy </w:t>
+      </w:r>
+      <w:proofErr w:type="spellStart"/>
+      <w:r>
+        <w:rPr>
+          <w:rFonts w:ascii="Arial" w:hAnsi="Arial" w:cs="Arial"/>
+          <w:sz w:val="24"/>
+          <w:szCs w:val="24"/>
+        </w:rPr>
+        <w:t>alert</w:t>
+      </w:r>
+      <w:proofErr w:type="spellEnd"/>
+      <w:r>
+        <w:rPr>
+          <w:rFonts w:ascii="Arial" w:hAnsi="Arial" w:cs="Arial"/>
+          <w:sz w:val="24"/>
+          <w:szCs w:val="24"/>
+        </w:rPr>
+        <w:t xml:space="preserve"> mezőben és vissza navigálja a felhasználót a bejelentkezési felületre.</w:t>
+      </w:r>
+    </w:p>
+    <w:p>
+      <w:pPr>
+        <w:rPr>
+          <w:rFonts w:ascii="Arial" w:hAnsi="Arial" w:cs="Arial"/>
+          <w:sz w:val="24"/>
+          <w:szCs w:val="24"/>
+        </w:rPr>
+      </w:pPr>
+    </w:p>
+    <w:p>
+      <w:pPr>
+        <w:rPr>
+          <w:rFonts w:ascii="Arial" w:hAnsi="Arial" w:cs="Arial"/>
+          <w:b/>
+          <w:sz w:val="24"/>
+          <w:szCs w:val="24"/>
+        </w:rPr>
+      </w:pPr>
+      <w:r>
+        <w:rPr>
+          <w:rFonts w:ascii="Arial" w:hAnsi="Arial" w:cs="Arial"/>
+          <w:b/>
+          <w:sz w:val="24"/>
+          <w:szCs w:val="24"/>
+        </w:rPr>
+        <w:t>3</w:t>
+      </w:r>
+      <w:r>
+        <w:rPr>
+          <w:rFonts w:ascii="Arial" w:hAnsi="Arial" w:cs="Arial"/>
+          <w:b/>
+          <w:sz w:val="24"/>
+          <w:szCs w:val="24"/>
+        </w:rPr>
+        <w:t>. komment felvitel</w:t>
+      </w:r>
+      <w:r>
+        <w:rPr>
+          <w:rFonts w:ascii="Arial" w:hAnsi="Arial" w:cs="Arial"/>
+          <w:b/>
+          <w:sz w:val="24"/>
+          <w:szCs w:val="24"/>
+        </w:rPr>
         <w:t>:</w:t>
       </w:r>
     </w:p>
@@ -654,92 +1181,33 @@
           <w:sz w:val="24"/>
           <w:szCs w:val="24"/>
         </w:rPr>
-        <w:t>Az input mező a</w:t>
-      </w:r>
-      <w:r>
-        <w:rPr>
-          <w:rFonts w:ascii="Arial" w:hAnsi="Arial" w:cs="Arial"/>
-          <w:sz w:val="24"/>
-          <w:szCs w:val="24"/>
-        </w:rPr>
-        <w:t xml:space="preserve">latt </w:t>
-      </w:r>
-      <w:r>
-        <w:rPr>
-          <w:rFonts w:ascii="Arial" w:hAnsi="Arial" w:cs="Arial"/>
-          <w:sz w:val="24"/>
-          <w:szCs w:val="24"/>
-        </w:rPr>
-        <w:t xml:space="preserve">a </w:t>
-      </w:r>
-      <w:r>
-        <w:rPr>
-          <w:rFonts w:ascii="Arial" w:hAnsi="Arial" w:cs="Arial"/>
-          <w:sz w:val="24"/>
-          <w:szCs w:val="24"/>
-        </w:rPr>
-        <w:t xml:space="preserve">„Tötlse ki ezt a mező” </w:t>
-      </w:r>
-      <w:r>
-        <w:rPr>
-          <w:rFonts w:ascii="Arial" w:hAnsi="Arial" w:cs="Arial"/>
-          <w:sz w:val="24"/>
-          <w:szCs w:val="24"/>
-        </w:rPr>
-        <w:t>hibaüzenet jelenik meg.</w:t>
-      </w:r>
-    </w:p>
-    <w:p>
-      <w:pPr>
-        <w:rPr>
-          <w:rFonts w:ascii="Arial" w:hAnsi="Arial" w:cs="Arial"/>
-          <w:sz w:val="24"/>
-          <w:szCs w:val="24"/>
-        </w:rPr>
-      </w:pPr>
-    </w:p>
-    <w:p>
-      <w:pPr>
-        <w:rPr>
-          <w:rFonts w:ascii="Arial" w:hAnsi="Arial" w:cs="Arial"/>
-          <w:b/>
-          <w:sz w:val="24"/>
-          <w:szCs w:val="24"/>
-        </w:rPr>
-      </w:pPr>
-      <w:r>
-        <w:rPr>
-          <w:rFonts w:ascii="Arial" w:hAnsi="Arial" w:cs="Arial"/>
-          <w:b/>
-          <w:sz w:val="24"/>
-          <w:szCs w:val="24"/>
-        </w:rPr>
-        <w:t>2. Regisztráció az oldalra:</w:t>
-      </w:r>
-    </w:p>
-    <w:p>
-      <w:pPr>
-        <w:rPr>
-          <w:rFonts w:ascii="Arial" w:hAnsi="Arial" w:cs="Arial"/>
-          <w:sz w:val="24"/>
-          <w:szCs w:val="24"/>
-        </w:rPr>
-      </w:pPr>
-      <w:r>
-        <w:rPr>
-          <w:rFonts w:ascii="Arial" w:hAnsi="Arial" w:cs="Arial"/>
-          <w:sz w:val="24"/>
-          <w:szCs w:val="24"/>
-        </w:rPr>
-        <w:t>Teszteset: Teszteljük a regisztráció</w:t>
-      </w:r>
-      <w:r>
-        <w:rPr>
-          <w:rFonts w:ascii="Arial" w:hAnsi="Arial" w:cs="Arial"/>
-          <w:sz w:val="24"/>
-          <w:szCs w:val="24"/>
-        </w:rPr>
-        <w:t xml:space="preserve"> helyes működését.</w:t>
+        <w:t>Tesz</w:t>
+      </w:r>
+      <w:r>
+        <w:rPr>
+          <w:rFonts w:ascii="Arial" w:hAnsi="Arial" w:cs="Arial"/>
+          <w:sz w:val="24"/>
+          <w:szCs w:val="24"/>
+        </w:rPr>
+        <w:t xml:space="preserve">teset: Teszteljük a  komment </w:t>
+      </w:r>
+      <w:proofErr w:type="spellStart"/>
+      <w:r>
+        <w:rPr>
+          <w:rFonts w:ascii="Arial" w:hAnsi="Arial" w:cs="Arial"/>
+          <w:sz w:val="24"/>
+          <w:szCs w:val="24"/>
+        </w:rPr>
+        <w:t>postolására</w:t>
+      </w:r>
+      <w:proofErr w:type="spellEnd"/>
+      <w:r>
+        <w:rPr>
+          <w:rFonts w:ascii="Arial" w:hAnsi="Arial" w:cs="Arial"/>
+          <w:sz w:val="24"/>
+          <w:szCs w:val="24"/>
+        </w:rPr>
+        <w:t xml:space="preserve"> való gombot</w:t>
       </w:r>
     </w:p>
     <w:p>
@@ -819,78 +1287,68 @@
           <w:sz w:val="24"/>
           <w:szCs w:val="24"/>
         </w:rPr>
-        <w:t>Meg jelenik a sikeres regisztráció egy alert mezőben és vissza navigálja a felhasználót a bejelentkezési felületre.</w:t>
-      </w:r>
-    </w:p>
-    <w:p>
-      <w:pPr>
-        <w:rPr>
-          <w:rFonts w:ascii="Arial" w:hAnsi="Arial" w:cs="Arial"/>
-          <w:sz w:val="24"/>
-          <w:szCs w:val="24"/>
-        </w:rPr>
-      </w:pPr>
-    </w:p>
-    <w:p>
-      <w:pPr>
-        <w:rPr>
-          <w:rFonts w:ascii="Arial" w:hAnsi="Arial" w:cs="Arial"/>
-          <w:b/>
-          <w:sz w:val="24"/>
-          <w:szCs w:val="24"/>
-        </w:rPr>
-      </w:pPr>
-      <w:r>
-        <w:rPr>
-          <w:rFonts w:ascii="Arial" w:hAnsi="Arial" w:cs="Arial"/>
-          <w:b/>
-          <w:sz w:val="24"/>
-          <w:szCs w:val="24"/>
-        </w:rPr>
-        <w:t>3</w:t>
-      </w:r>
-      <w:r>
-        <w:rPr>
-          <w:rFonts w:ascii="Arial" w:hAnsi="Arial" w:cs="Arial"/>
-          <w:b/>
-          <w:sz w:val="24"/>
-          <w:szCs w:val="24"/>
-        </w:rPr>
-        <w:t>. komment felvitel</w:t>
-      </w:r>
-      <w:r>
-        <w:rPr>
-          <w:rFonts w:ascii="Arial" w:hAnsi="Arial" w:cs="Arial"/>
-          <w:b/>
-          <w:sz w:val="24"/>
-          <w:szCs w:val="24"/>
-        </w:rPr>
-        <w:t>:</w:t>
-      </w:r>
-    </w:p>
-    <w:p>
-      <w:pPr>
-        <w:rPr>
-          <w:rFonts w:ascii="Arial" w:hAnsi="Arial" w:cs="Arial"/>
-          <w:sz w:val="24"/>
-          <w:szCs w:val="24"/>
-        </w:rPr>
-      </w:pPr>
-      <w:r>
-        <w:rPr>
-          <w:rFonts w:ascii="Arial" w:hAnsi="Arial" w:cs="Arial"/>
-          <w:sz w:val="24"/>
-          <w:szCs w:val="24"/>
-        </w:rPr>
-        <w:t>Tesz</w:t>
-      </w:r>
-      <w:r>
-        <w:rPr>
-          <w:rFonts w:ascii="Arial" w:hAnsi="Arial" w:cs="Arial"/>
-          <w:sz w:val="24"/>
-          <w:szCs w:val="24"/>
-        </w:rPr>
-        <w:t>teset: Teszteljük a  komment postolására való gombot</w:t>
+        <w:t>A komment</w:t>
+      </w:r>
+      <w:r>
+        <w:rPr>
+          <w:rFonts w:ascii="Arial" w:hAnsi="Arial" w:cs="Arial"/>
+          <w:sz w:val="24"/>
+          <w:szCs w:val="24"/>
+        </w:rPr>
+        <w:t xml:space="preserve"> megjelenik a kommentek részben</w:t>
+      </w:r>
+    </w:p>
+    <w:p>
+      <w:pPr>
+        <w:rPr>
+          <w:rFonts w:ascii="Arial" w:hAnsi="Arial" w:cs="Arial"/>
+          <w:sz w:val="24"/>
+          <w:szCs w:val="24"/>
+        </w:rPr>
+      </w:pPr>
+    </w:p>
+    <w:p>
+      <w:pPr>
+        <w:rPr>
+          <w:rFonts w:ascii="Arial" w:hAnsi="Arial" w:cs="Arial"/>
+          <w:b/>
+          <w:sz w:val="24"/>
+          <w:szCs w:val="24"/>
+        </w:rPr>
+      </w:pPr>
+      <w:r>
+        <w:rPr>
+          <w:rFonts w:ascii="Arial" w:hAnsi="Arial" w:cs="Arial"/>
+          <w:b/>
+          <w:sz w:val="24"/>
+          <w:szCs w:val="24"/>
+        </w:rPr>
+        <w:t>4. komment törlés:</w:t>
+      </w:r>
+    </w:p>
+    <w:p>
+      <w:pPr>
+        <w:rPr>
+          <w:rFonts w:ascii="Arial" w:hAnsi="Arial" w:cs="Arial"/>
+          <w:sz w:val="24"/>
+          <w:szCs w:val="24"/>
+        </w:rPr>
+      </w:pPr>
+      <w:r>
+        <w:rPr>
+          <w:rFonts w:ascii="Arial" w:hAnsi="Arial" w:cs="Arial"/>
+          <w:sz w:val="24"/>
+          <w:szCs w:val="24"/>
+        </w:rPr>
+        <w:t>Teszteset: Teszteljük a fel</w:t>
+      </w:r>
+      <w:r>
+        <w:rPr>
+          <w:rFonts w:ascii="Arial" w:hAnsi="Arial" w:cs="Arial"/>
+          <w:sz w:val="24"/>
+          <w:szCs w:val="24"/>
+        </w:rPr>
+        <w:t>használó kommentjének a törlésére való gombot</w:t>
       </w:r>
     </w:p>
     <w:p>
@@ -970,204 +1428,123 @@
           <w:sz w:val="24"/>
           <w:szCs w:val="24"/>
         </w:rPr>
-        <w:t>A komment</w:t>
-      </w:r>
-      <w:r>
-        <w:rPr>
-          <w:rFonts w:ascii="Arial" w:hAnsi="Arial" w:cs="Arial"/>
-          <w:sz w:val="24"/>
-          <w:szCs w:val="24"/>
-        </w:rPr>
-        <w:t xml:space="preserve"> megjelenik a kommentek részben</w:t>
-      </w:r>
-    </w:p>
-    <w:p>
-      <w:pPr>
-        <w:rPr>
-          <w:rFonts w:ascii="Arial" w:hAnsi="Arial" w:cs="Arial"/>
-          <w:sz w:val="24"/>
-          <w:szCs w:val="24"/>
-        </w:rPr>
-      </w:pPr>
-    </w:p>
-    <w:p>
-      <w:pPr>
-        <w:rPr>
-          <w:rFonts w:ascii="Arial" w:hAnsi="Arial" w:cs="Arial"/>
-          <w:b/>
-          <w:sz w:val="24"/>
-          <w:szCs w:val="24"/>
-        </w:rPr>
-      </w:pPr>
-      <w:r>
-        <w:rPr>
-          <w:rFonts w:ascii="Arial" w:hAnsi="Arial" w:cs="Arial"/>
-          <w:b/>
-          <w:sz w:val="24"/>
-          <w:szCs w:val="24"/>
-        </w:rPr>
-        <w:t>4. komment törlés</w:t>
-      </w:r>
-      <w:r>
-        <w:rPr>
-          <w:rFonts w:ascii="Arial" w:hAnsi="Arial" w:cs="Arial"/>
-          <w:b/>
-          <w:sz w:val="24"/>
-          <w:szCs w:val="24"/>
-        </w:rPr>
-        <w:t>:</w:t>
-      </w:r>
-    </w:p>
-    <w:p>
-      <w:pPr>
-        <w:rPr>
-          <w:rFonts w:ascii="Arial" w:hAnsi="Arial" w:cs="Arial"/>
-          <w:sz w:val="24"/>
-          <w:szCs w:val="24"/>
-        </w:rPr>
-      </w:pPr>
-      <w:r>
-        <w:rPr>
-          <w:rFonts w:ascii="Arial" w:hAnsi="Arial" w:cs="Arial"/>
-          <w:sz w:val="24"/>
-          <w:szCs w:val="24"/>
-        </w:rPr>
-        <w:t xml:space="preserve">Teszteset: Teszteljük a </w:t>
-      </w:r>
-      <w:r>
-        <w:rPr>
-          <w:rFonts w:ascii="Arial" w:hAnsi="Arial" w:cs="Arial"/>
-          <w:sz w:val="24"/>
-          <w:szCs w:val="24"/>
-        </w:rPr>
-        <w:t>fel</w:t>
-      </w:r>
-      <w:r>
-        <w:rPr>
-          <w:rFonts w:ascii="Arial" w:hAnsi="Arial" w:cs="Arial"/>
-          <w:sz w:val="24"/>
-          <w:szCs w:val="24"/>
-        </w:rPr>
-        <w:t>használó kommentjének a törlésére való gombot</w:t>
-      </w:r>
-    </w:p>
-    <w:p>
-      <w:pPr>
-        <w:rPr>
-          <w:rFonts w:ascii="Arial" w:hAnsi="Arial" w:cs="Arial"/>
-          <w:sz w:val="24"/>
-          <w:szCs w:val="24"/>
-          <w:u w:val="single"/>
-        </w:rPr>
-      </w:pPr>
-      <w:r>
-        <w:rPr>
-          <w:rFonts w:ascii="Arial" w:hAnsi="Arial" w:cs="Arial"/>
-          <w:sz w:val="24"/>
-          <w:szCs w:val="24"/>
-          <w:u w:val="single"/>
-        </w:rPr>
-        <w:t>Lépés:</w:t>
-      </w:r>
-    </w:p>
-    <w:p>
-      <w:pPr>
-        <w:rPr>
-          <w:rFonts w:ascii="Arial" w:hAnsi="Arial" w:cs="Arial"/>
-          <w:sz w:val="24"/>
-          <w:szCs w:val="24"/>
-        </w:rPr>
-      </w:pPr>
-      <w:r>
-        <w:rPr>
-          <w:rFonts w:ascii="Arial" w:hAnsi="Arial" w:cs="Arial"/>
-          <w:sz w:val="24"/>
-          <w:szCs w:val="24"/>
-        </w:rPr>
-        <w:t>A</w:t>
-      </w:r>
-      <w:r>
-        <w:rPr>
-          <w:rFonts w:ascii="Arial" w:hAnsi="Arial" w:cs="Arial"/>
-          <w:sz w:val="24"/>
-          <w:szCs w:val="24"/>
-        </w:rPr>
-        <w:t xml:space="preserve"> regisztrációs gomb kitöltött bemeneti mezőkkel</w:t>
-      </w:r>
-    </w:p>
-    <w:p>
-      <w:pPr>
-        <w:rPr>
-          <w:rFonts w:ascii="Arial" w:hAnsi="Arial" w:cs="Arial"/>
-          <w:sz w:val="24"/>
-          <w:szCs w:val="24"/>
-          <w:u w:val="single"/>
-        </w:rPr>
-      </w:pPr>
-      <w:r>
-        <w:rPr>
-          <w:rFonts w:ascii="Arial" w:hAnsi="Arial" w:cs="Arial"/>
-          <w:sz w:val="24"/>
-          <w:szCs w:val="24"/>
-          <w:u w:val="single"/>
-        </w:rPr>
-        <w:t>Elvárt eredmény:</w:t>
-      </w:r>
-    </w:p>
-    <w:p>
-      <w:pPr>
-        <w:rPr>
-          <w:rFonts w:ascii="Arial" w:hAnsi="Arial" w:cs="Arial"/>
-          <w:sz w:val="24"/>
-          <w:szCs w:val="24"/>
-        </w:rPr>
-      </w:pPr>
-      <w:r>
-        <w:rPr>
-          <w:rFonts w:ascii="Arial" w:hAnsi="Arial" w:cs="Arial"/>
-          <w:sz w:val="24"/>
-          <w:szCs w:val="24"/>
-        </w:rPr>
         <w:t>A komment eltűnik a kommentek részből</w:t>
       </w:r>
-      <w:bookmarkStart w:id="0" w:name="_GoBack"/>
-      <w:bookmarkEnd w:id="0"/>
-    </w:p>
-    <w:p>
-      <w:pPr>
-        <w:rPr>
-          <w:rFonts w:ascii="Arial" w:hAnsi="Arial" w:cs="Arial"/>
-          <w:sz w:val="24"/>
-          <w:szCs w:val="24"/>
-        </w:rPr>
-      </w:pPr>
-    </w:p>
-    <w:p>
-      <w:pPr>
-        <w:rPr>
-          <w:rFonts w:ascii="Arial" w:hAnsi="Arial" w:cs="Arial"/>
-          <w:sz w:val="24"/>
-          <w:szCs w:val="24"/>
-        </w:rPr>
-      </w:pPr>
-    </w:p>
-    <w:p>
-      <w:pPr>
-        <w:rPr>
-          <w:rFonts w:ascii="Arial" w:hAnsi="Arial" w:cs="Arial"/>
-          <w:b/>
-          <w:sz w:val="24"/>
-          <w:szCs w:val="24"/>
-        </w:rPr>
-      </w:pPr>
-      <w:r>
-        <w:rPr>
-          <w:rFonts w:ascii="Arial" w:hAnsi="Arial" w:cs="Arial"/>
-          <w:b/>
-          <w:sz w:val="24"/>
-          <w:szCs w:val="24"/>
-        </w:rPr>
-        <w:t>Automatizált teszt (Jest + React Testing Library):</w:t>
+    </w:p>
+    <w:p>
+      <w:pPr>
+        <w:rPr>
+          <w:rFonts w:ascii="Arial" w:hAnsi="Arial" w:cs="Arial"/>
+          <w:sz w:val="24"/>
+          <w:szCs w:val="24"/>
+        </w:rPr>
+      </w:pPr>
+    </w:p>
+    <w:p>
+      <w:pPr>
+        <w:rPr>
+          <w:rFonts w:ascii="Arial" w:hAnsi="Arial" w:cs="Arial"/>
+          <w:sz w:val="24"/>
+          <w:szCs w:val="24"/>
+        </w:rPr>
+      </w:pPr>
+    </w:p>
+    <w:p>
+      <w:pPr>
+        <w:rPr>
+          <w:rFonts w:ascii="Arial" w:hAnsi="Arial" w:cs="Arial"/>
+          <w:b/>
+          <w:sz w:val="24"/>
+          <w:szCs w:val="24"/>
+        </w:rPr>
+      </w:pPr>
+      <w:r>
+        <w:rPr>
+          <w:rFonts w:ascii="Arial" w:hAnsi="Arial" w:cs="Arial"/>
+          <w:b/>
+          <w:sz w:val="24"/>
+          <w:szCs w:val="24"/>
+        </w:rPr>
+        <w:t>Automatizált teszt (</w:t>
+      </w:r>
+      <w:proofErr w:type="spellStart"/>
+      <w:r>
+        <w:rPr>
+          <w:rFonts w:ascii="Arial" w:hAnsi="Arial" w:cs="Arial"/>
+          <w:b/>
+          <w:sz w:val="24"/>
+          <w:szCs w:val="24"/>
+        </w:rPr>
+        <w:t>Jest</w:t>
+      </w:r>
+      <w:proofErr w:type="spellEnd"/>
+      <w:r>
+        <w:rPr>
+          <w:rFonts w:ascii="Arial" w:hAnsi="Arial" w:cs="Arial"/>
+          <w:b/>
+          <w:sz w:val="24"/>
+          <w:szCs w:val="24"/>
+        </w:rPr>
+        <w:t xml:space="preserve"> + </w:t>
+      </w:r>
+      <w:proofErr w:type="spellStart"/>
+      <w:r>
+        <w:rPr>
+          <w:rFonts w:ascii="Arial" w:hAnsi="Arial" w:cs="Arial"/>
+          <w:b/>
+          <w:sz w:val="24"/>
+          <w:szCs w:val="24"/>
+        </w:rPr>
+        <w:t>React</w:t>
+      </w:r>
+      <w:proofErr w:type="spellEnd"/>
+      <w:r>
+        <w:rPr>
+          <w:rFonts w:ascii="Arial" w:hAnsi="Arial" w:cs="Arial"/>
+          <w:b/>
+          <w:sz w:val="24"/>
+          <w:szCs w:val="24"/>
+        </w:rPr>
+        <w:t xml:space="preserve"> Testing </w:t>
+      </w:r>
+      <w:proofErr w:type="spellStart"/>
+      <w:r>
+        <w:rPr>
+          <w:rFonts w:ascii="Arial" w:hAnsi="Arial" w:cs="Arial"/>
+          <w:b/>
+          <w:sz w:val="24"/>
+          <w:szCs w:val="24"/>
+        </w:rPr>
+        <w:t>Library</w:t>
+      </w:r>
+      <w:proofErr w:type="spellEnd"/>
+      <w:r>
+        <w:rPr>
+          <w:rFonts w:ascii="Arial" w:hAnsi="Arial" w:cs="Arial"/>
+          <w:b/>
+          <w:sz w:val="24"/>
+          <w:szCs w:val="24"/>
+        </w:rPr>
+        <w:t>):</w:t>
+      </w:r>
+    </w:p>
+    <w:p>
+      <w:pPr>
+        <w:rPr>
+          <w:rFonts w:ascii="Arial" w:hAnsi="Arial" w:cs="Arial"/>
+          <w:b/>
+          <w:sz w:val="24"/>
+          <w:szCs w:val="24"/>
+        </w:rPr>
+      </w:pPr>
+      <w:r>
+        <w:rPr>
+          <w:rFonts w:ascii="Arial" w:hAnsi="Arial" w:cs="Arial"/>
+          <w:b/>
+          <w:sz w:val="24"/>
+          <w:szCs w:val="24"/>
+        </w:rPr>
+        <w:t>1</w:t>
       </w:r>
     </w:p>
     <w:p>
@@ -1202,6 +1579,7 @@
         </w:rPr>
         <w:t xml:space="preserve"> { </w:t>
       </w:r>
+      <w:proofErr w:type="spellStart"/>
       <w:r>
         <w:rPr>
           <w:rFonts w:ascii="Consolas" w:eastAsia="Times New Roman" w:hAnsi="Consolas" w:cs="Times New Roman"/>
@@ -1212,6 +1590,7 @@
         </w:rPr>
         <w:t>render</w:t>
       </w:r>
+      <w:proofErr w:type="spellEnd"/>
       <w:r>
         <w:rPr>
           <w:rFonts w:ascii="Consolas" w:eastAsia="Times New Roman" w:hAnsi="Consolas" w:cs="Times New Roman"/>
@@ -1222,6 +1601,7 @@
         </w:rPr>
         <w:t xml:space="preserve">, </w:t>
       </w:r>
+      <w:proofErr w:type="spellStart"/>
       <w:r>
         <w:rPr>
           <w:rFonts w:ascii="Consolas" w:eastAsia="Times New Roman" w:hAnsi="Consolas" w:cs="Times New Roman"/>
@@ -1232,6 +1612,7 @@
         </w:rPr>
         <w:t>screen</w:t>
       </w:r>
+      <w:proofErr w:type="spellEnd"/>
       <w:r>
         <w:rPr>
           <w:rFonts w:ascii="Consolas" w:eastAsia="Times New Roman" w:hAnsi="Consolas" w:cs="Times New Roman"/>
@@ -1242,6 +1623,7 @@
         </w:rPr>
         <w:t xml:space="preserve"> } </w:t>
       </w:r>
+      <w:proofErr w:type="spellStart"/>
       <w:r>
         <w:rPr>
           <w:rFonts w:ascii="Consolas" w:eastAsia="Times New Roman" w:hAnsi="Consolas" w:cs="Times New Roman"/>
@@ -1252,6 +1634,7 @@
         </w:rPr>
         <w:t>from</w:t>
       </w:r>
+      <w:proofErr w:type="spellEnd"/>
       <w:r>
         <w:rPr>
           <w:rFonts w:ascii="Consolas" w:eastAsia="Times New Roman" w:hAnsi="Consolas" w:cs="Times New Roman"/>
@@ -1270,7 +1653,51 @@
           <w:szCs w:val="21"/>
           <w:lang w:eastAsia="hu-HU"/>
         </w:rPr>
-        <w:t>'@testing-library/react'</w:t>
+        <w:t>'@testing-</w:t>
+      </w:r>
+      <w:proofErr w:type="spellStart"/>
+      <w:r>
+        <w:rPr>
+          <w:rFonts w:ascii="Consolas" w:eastAsia="Times New Roman" w:hAnsi="Consolas" w:cs="Times New Roman"/>
+          <w:color w:val="CE9178"/>
+          <w:sz w:val="21"/>
+          <w:szCs w:val="21"/>
+          <w:lang w:eastAsia="hu-HU"/>
+        </w:rPr>
+        <w:t>library</w:t>
+      </w:r>
+      <w:proofErr w:type="spellEnd"/>
+      <w:r>
+        <w:rPr>
+          <w:rFonts w:ascii="Consolas" w:eastAsia="Times New Roman" w:hAnsi="Consolas" w:cs="Times New Roman"/>
+          <w:color w:val="CE9178"/>
+          <w:sz w:val="21"/>
+          <w:szCs w:val="21"/>
+          <w:lang w:eastAsia="hu-HU"/>
+        </w:rPr>
+        <w:t>/</w:t>
+      </w:r>
+      <w:proofErr w:type="spellStart"/>
+      <w:r>
+        <w:rPr>
+          <w:rFonts w:ascii="Consolas" w:eastAsia="Times New Roman" w:hAnsi="Consolas" w:cs="Times New Roman"/>
+          <w:color w:val="CE9178"/>
+          <w:sz w:val="21"/>
+          <w:szCs w:val="21"/>
+          <w:lang w:eastAsia="hu-HU"/>
+        </w:rPr>
+        <w:t>react</w:t>
+      </w:r>
+      <w:proofErr w:type="spellEnd"/>
+      <w:r>
+        <w:rPr>
+          <w:rFonts w:ascii="Consolas" w:eastAsia="Times New Roman" w:hAnsi="Consolas" w:cs="Times New Roman"/>
+          <w:color w:val="CE9178"/>
+          <w:sz w:val="21"/>
+          <w:szCs w:val="21"/>
+          <w:lang w:eastAsia="hu-HU"/>
+        </w:rPr>
+        <w:t>'</w:t>
       </w:r>
       <w:r>
         <w:rPr>
@@ -1315,6 +1742,7 @@
         </w:rPr>
         <w:t xml:space="preserve"> </w:t>
       </w:r>
+      <w:proofErr w:type="spellStart"/>
       <w:r>
         <w:rPr>
           <w:rFonts w:ascii="Consolas" w:eastAsia="Times New Roman" w:hAnsi="Consolas" w:cs="Times New Roman"/>
@@ -1325,6 +1753,7 @@
         </w:rPr>
         <w:t>Bejelentkezes</w:t>
       </w:r>
+      <w:proofErr w:type="spellEnd"/>
       <w:r>
         <w:rPr>
           <w:rFonts w:ascii="Consolas" w:eastAsia="Times New Roman" w:hAnsi="Consolas" w:cs="Times New Roman"/>
@@ -1335,6 +1764,7 @@
         </w:rPr>
         <w:t xml:space="preserve"> </w:t>
       </w:r>
+      <w:proofErr w:type="spellStart"/>
       <w:r>
         <w:rPr>
           <w:rFonts w:ascii="Consolas" w:eastAsia="Times New Roman" w:hAnsi="Consolas" w:cs="Times New Roman"/>
@@ -1345,6 +1775,7 @@
         </w:rPr>
         <w:t>from</w:t>
       </w:r>
+      <w:proofErr w:type="spellEnd"/>
       <w:r>
         <w:rPr>
           <w:rFonts w:ascii="Consolas" w:eastAsia="Times New Roman" w:hAnsi="Consolas" w:cs="Times New Roman"/>
@@ -1363,7 +1794,29 @@
           <w:szCs w:val="21"/>
           <w:lang w:eastAsia="hu-HU"/>
         </w:rPr>
-        <w:t>'./Bejelentkezes'</w:t>
+        <w:t>'./</w:t>
+      </w:r>
+      <w:proofErr w:type="spellStart"/>
+      <w:r>
+        <w:rPr>
+          <w:rFonts w:ascii="Consolas" w:eastAsia="Times New Roman" w:hAnsi="Consolas" w:cs="Times New Roman"/>
+          <w:color w:val="CE9178"/>
+          <w:sz w:val="21"/>
+          <w:szCs w:val="21"/>
+          <w:lang w:eastAsia="hu-HU"/>
+        </w:rPr>
+        <w:t>Bejelentkezes</w:t>
+      </w:r>
+      <w:proofErr w:type="spellEnd"/>
+      <w:r>
+        <w:rPr>
+          <w:rFonts w:ascii="Consolas" w:eastAsia="Times New Roman" w:hAnsi="Consolas" w:cs="Times New Roman"/>
+          <w:color w:val="CE9178"/>
+          <w:sz w:val="21"/>
+          <w:szCs w:val="21"/>
+          <w:lang w:eastAsia="hu-HU"/>
+        </w:rPr>
+        <w:t>'</w:t>
       </w:r>
       <w:r>
         <w:rPr>
@@ -1408,6 +1861,7 @@
         </w:rPr>
         <w:t xml:space="preserve"> { </w:t>
       </w:r>
+      <w:proofErr w:type="spellStart"/>
       <w:r>
         <w:rPr>
           <w:rFonts w:ascii="Consolas" w:eastAsia="Times New Roman" w:hAnsi="Consolas" w:cs="Times New Roman"/>
@@ -1438,6 +1892,7 @@
         </w:rPr>
         <w:t>Route</w:t>
       </w:r>
+      <w:proofErr w:type="spellEnd"/>
       <w:r>
         <w:rPr>
           <w:rFonts w:ascii="Consolas" w:eastAsia="Times New Roman" w:hAnsi="Consolas" w:cs="Times New Roman"/>
@@ -1448,6 +1903,7 @@
         </w:rPr>
         <w:t xml:space="preserve"> } </w:t>
       </w:r>
+      <w:proofErr w:type="spellStart"/>
       <w:r>
         <w:rPr>
           <w:rFonts w:ascii="Consolas" w:eastAsia="Times New Roman" w:hAnsi="Consolas" w:cs="Times New Roman"/>
@@ -1458,6 +1914,7 @@
         </w:rPr>
         <w:t>from</w:t>
       </w:r>
+      <w:proofErr w:type="spellEnd"/>
       <w:r>
         <w:rPr>
           <w:rFonts w:ascii="Consolas" w:eastAsia="Times New Roman" w:hAnsi="Consolas" w:cs="Times New Roman"/>
@@ -1476,7 +1933,51 @@
           <w:szCs w:val="21"/>
           <w:lang w:eastAsia="hu-HU"/>
         </w:rPr>
-        <w:t>'react-router-dom'</w:t>
+        <w:t>'</w:t>
+      </w:r>
+      <w:proofErr w:type="spellStart"/>
+      <w:r>
+        <w:rPr>
+          <w:rFonts w:ascii="Consolas" w:eastAsia="Times New Roman" w:hAnsi="Consolas" w:cs="Times New Roman"/>
+          <w:color w:val="CE9178"/>
+          <w:sz w:val="21"/>
+          <w:szCs w:val="21"/>
+          <w:lang w:eastAsia="hu-HU"/>
+        </w:rPr>
+        <w:t>react</w:t>
+      </w:r>
+      <w:proofErr w:type="spellEnd"/>
+      <w:r>
+        <w:rPr>
+          <w:rFonts w:ascii="Consolas" w:eastAsia="Times New Roman" w:hAnsi="Consolas" w:cs="Times New Roman"/>
+          <w:color w:val="CE9178"/>
+          <w:sz w:val="21"/>
+          <w:szCs w:val="21"/>
+          <w:lang w:eastAsia="hu-HU"/>
+        </w:rPr>
+        <w:t>-router-</w:t>
+      </w:r>
+      <w:proofErr w:type="spellStart"/>
+      <w:r>
+        <w:rPr>
+          <w:rFonts w:ascii="Consolas" w:eastAsia="Times New Roman" w:hAnsi="Consolas" w:cs="Times New Roman"/>
+          <w:color w:val="CE9178"/>
+          <w:sz w:val="21"/>
+          <w:szCs w:val="21"/>
+          <w:lang w:eastAsia="hu-HU"/>
+        </w:rPr>
+        <w:t>dom</w:t>
+      </w:r>
+      <w:proofErr w:type="spellEnd"/>
+      <w:r>
+        <w:rPr>
+          <w:rFonts w:ascii="Consolas" w:eastAsia="Times New Roman" w:hAnsi="Consolas" w:cs="Times New Roman"/>
+          <w:color w:val="CE9178"/>
+          <w:sz w:val="21"/>
+          <w:szCs w:val="21"/>
+          <w:lang w:eastAsia="hu-HU"/>
+        </w:rPr>
+        <w:t>'</w:t>
       </w:r>
     </w:p>
     <w:p>
@@ -1519,7 +2020,51 @@
           <w:szCs w:val="21"/>
           <w:lang w:eastAsia="hu-HU"/>
         </w:rPr>
-        <w:t>'login form validation'</w:t>
+        <w:t xml:space="preserve">'login </w:t>
+      </w:r>
+      <w:proofErr w:type="spellStart"/>
+      <w:r>
+        <w:rPr>
+          <w:rFonts w:ascii="Consolas" w:eastAsia="Times New Roman" w:hAnsi="Consolas" w:cs="Times New Roman"/>
+          <w:color w:val="CE9178"/>
+          <w:sz w:val="21"/>
+          <w:szCs w:val="21"/>
+          <w:lang w:eastAsia="hu-HU"/>
+        </w:rPr>
+        <w:t>form</w:t>
+      </w:r>
+      <w:proofErr w:type="spellEnd"/>
+      <w:r>
+        <w:rPr>
+          <w:rFonts w:ascii="Consolas" w:eastAsia="Times New Roman" w:hAnsi="Consolas" w:cs="Times New Roman"/>
+          <w:color w:val="CE9178"/>
+          <w:sz w:val="21"/>
+          <w:szCs w:val="21"/>
+          <w:lang w:eastAsia="hu-HU"/>
+        </w:rPr>
+        <w:t xml:space="preserve"> </w:t>
+      </w:r>
+      <w:proofErr w:type="spellStart"/>
+      <w:r>
+        <w:rPr>
+          <w:rFonts w:ascii="Consolas" w:eastAsia="Times New Roman" w:hAnsi="Consolas" w:cs="Times New Roman"/>
+          <w:color w:val="CE9178"/>
+          <w:sz w:val="21"/>
+          <w:szCs w:val="21"/>
+          <w:lang w:eastAsia="hu-HU"/>
+        </w:rPr>
+        <w:t>validation</w:t>
+      </w:r>
+      <w:proofErr w:type="spellEnd"/>
+      <w:r>
+        <w:rPr>
+          <w:rFonts w:ascii="Consolas" w:eastAsia="Times New Roman" w:hAnsi="Consolas" w:cs="Times New Roman"/>
+          <w:color w:val="CE9178"/>
+          <w:sz w:val="21"/>
+          <w:szCs w:val="21"/>
+          <w:lang w:eastAsia="hu-HU"/>
+        </w:rPr>
+        <w:t>'</w:t>
       </w:r>
       <w:r>
         <w:rPr>
@@ -1531,6 +2076,7 @@
         </w:rPr>
         <w:t xml:space="preserve">, </w:t>
       </w:r>
+      <w:proofErr w:type="spellStart"/>
       <w:r>
         <w:rPr>
           <w:rFonts w:ascii="Consolas" w:eastAsia="Times New Roman" w:hAnsi="Consolas" w:cs="Times New Roman"/>
@@ -1541,6 +2087,7 @@
         </w:rPr>
         <w:t>async</w:t>
       </w:r>
+      <w:proofErr w:type="spellEnd"/>
       <w:r>
         <w:rPr>
           <w:rFonts w:ascii="Consolas" w:eastAsia="Times New Roman" w:hAnsi="Consolas" w:cs="Times New Roman"/>
@@ -1594,6 +2141,7 @@
         </w:rPr>
         <w:t xml:space="preserve">    </w:t>
       </w:r>
+      <w:proofErr w:type="spellStart"/>
       <w:r>
         <w:rPr>
           <w:rFonts w:ascii="Consolas" w:eastAsia="Times New Roman" w:hAnsi="Consolas" w:cs="Times New Roman"/>
@@ -1604,6 +2152,7 @@
         </w:rPr>
         <w:t>render</w:t>
       </w:r>
+      <w:proofErr w:type="spellEnd"/>
       <w:r>
         <w:rPr>
           <w:rFonts w:ascii="Consolas" w:eastAsia="Times New Roman" w:hAnsi="Consolas" w:cs="Times New Roman"/>
@@ -1624,6 +2173,7 @@
         </w:rPr>
         <w:t>&lt;</w:t>
       </w:r>
+      <w:proofErr w:type="spellStart"/>
       <w:r>
         <w:rPr>
           <w:rFonts w:ascii="Consolas" w:eastAsia="Times New Roman" w:hAnsi="Consolas" w:cs="Times New Roman"/>
@@ -1634,6 +2184,7 @@
         </w:rPr>
         <w:t>Bejelentkezes</w:t>
       </w:r>
+      <w:proofErr w:type="spellEnd"/>
       <w:r>
         <w:rPr>
           <w:rFonts w:ascii="Consolas" w:eastAsia="Times New Roman" w:hAnsi="Consolas" w:cs="Times New Roman"/>
@@ -1700,6 +2251,7 @@
         </w:rPr>
         <w:t xml:space="preserve">    </w:t>
       </w:r>
+      <w:proofErr w:type="spellStart"/>
       <w:r>
         <w:rPr>
           <w:rFonts w:ascii="Consolas" w:eastAsia="Times New Roman" w:hAnsi="Consolas" w:cs="Times New Roman"/>
@@ -1730,6 +2282,7 @@
         </w:rPr>
         <w:t>click</w:t>
       </w:r>
+      <w:proofErr w:type="spellEnd"/>
       <w:r>
         <w:rPr>
           <w:rFonts w:ascii="Consolas" w:eastAsia="Times New Roman" w:hAnsi="Consolas" w:cs="Times New Roman"/>
@@ -1740,6 +2293,7 @@
         </w:rPr>
         <w:t>(</w:t>
       </w:r>
+      <w:proofErr w:type="spellStart"/>
       <w:r>
         <w:rPr>
           <w:rFonts w:ascii="Consolas" w:eastAsia="Times New Roman" w:hAnsi="Consolas" w:cs="Times New Roman"/>
@@ -1770,6 +2324,7 @@
         </w:rPr>
         <w:t>getByText</w:t>
       </w:r>
+      <w:proofErr w:type="spellEnd"/>
       <w:r>
         <w:rPr>
           <w:rFonts w:ascii="Consolas" w:eastAsia="Times New Roman" w:hAnsi="Consolas" w:cs="Times New Roman"/>
@@ -1823,6 +2378,7 @@
         </w:rPr>
         <w:t xml:space="preserve">    </w:t>
       </w:r>
+      <w:proofErr w:type="spellStart"/>
       <w:r>
         <w:rPr>
           <w:rFonts w:ascii="Consolas" w:eastAsia="Times New Roman" w:hAnsi="Consolas" w:cs="Times New Roman"/>
@@ -1833,6 +2389,7 @@
         </w:rPr>
         <w:t>expect</w:t>
       </w:r>
+      <w:proofErr w:type="spellEnd"/>
       <w:r>
         <w:rPr>
           <w:rFonts w:ascii="Consolas" w:eastAsia="Times New Roman" w:hAnsi="Consolas" w:cs="Times New Roman"/>
@@ -1843,6 +2400,7 @@
         </w:rPr>
         <w:t>(</w:t>
       </w:r>
+      <w:proofErr w:type="spellStart"/>
       <w:r>
         <w:rPr>
           <w:rFonts w:ascii="Consolas" w:eastAsia="Times New Roman" w:hAnsi="Consolas" w:cs="Times New Roman"/>
@@ -1873,6 +2431,7 @@
         </w:rPr>
         <w:t>getByText</w:t>
       </w:r>
+      <w:proofErr w:type="spellEnd"/>
       <w:r>
         <w:rPr>
           <w:rFonts w:ascii="Consolas" w:eastAsia="Times New Roman" w:hAnsi="Consolas" w:cs="Times New Roman"/>
@@ -1903,6 +2462,7 @@
         </w:rPr>
         <w:t>)).</w:t>
       </w:r>
+      <w:proofErr w:type="spellStart"/>
       <w:r>
         <w:rPr>
           <w:rFonts w:ascii="Consolas" w:eastAsia="Times New Roman" w:hAnsi="Consolas" w:cs="Times New Roman"/>
@@ -1913,6 +2473,7 @@
         </w:rPr>
         <w:t>toBeInTheDocument</w:t>
       </w:r>
+      <w:proofErr w:type="spellEnd"/>
       <w:r>
         <w:rPr>
           <w:rFonts w:ascii="Consolas" w:eastAsia="Times New Roman" w:hAnsi="Consolas" w:cs="Times New Roman"/>
@@ -1946,6 +2507,7 @@
         </w:rPr>
         <w:t xml:space="preserve">    </w:t>
       </w:r>
+      <w:proofErr w:type="spellStart"/>
       <w:r>
         <w:rPr>
           <w:rFonts w:ascii="Consolas" w:eastAsia="Times New Roman" w:hAnsi="Consolas" w:cs="Times New Roman"/>
@@ -1976,6 +2538,7 @@
         </w:rPr>
         <w:t>change</w:t>
       </w:r>
+      <w:proofErr w:type="spellEnd"/>
       <w:r>
         <w:rPr>
           <w:rFonts w:ascii="Consolas" w:eastAsia="Times New Roman" w:hAnsi="Consolas" w:cs="Times New Roman"/>
@@ -1986,6 +2549,7 @@
         </w:rPr>
         <w:t>(</w:t>
       </w:r>
+      <w:proofErr w:type="spellStart"/>
       <w:r>
         <w:rPr>
           <w:rFonts w:ascii="Consolas" w:eastAsia="Times New Roman" w:hAnsi="Consolas" w:cs="Times New Roman"/>
@@ -2016,6 +2580,7 @@
         </w:rPr>
         <w:t>getByTestId</w:t>
       </w:r>
+      <w:proofErr w:type="spellEnd"/>
       <w:r>
         <w:rPr>
           <w:rFonts w:ascii="Consolas" w:eastAsia="Times New Roman" w:hAnsi="Consolas" w:cs="Times New Roman"/>
@@ -2046,6 +2611,7 @@
         </w:rPr>
         <w:t xml:space="preserve">), { </w:t>
       </w:r>
+      <w:proofErr w:type="spellStart"/>
       <w:r>
         <w:rPr>
           <w:rFonts w:ascii="Consolas" w:eastAsia="Times New Roman" w:hAnsi="Consolas" w:cs="Times New Roman"/>
@@ -2054,7 +2620,18 @@
           <w:szCs w:val="21"/>
           <w:lang w:eastAsia="hu-HU"/>
         </w:rPr>
-        <w:t>target:</w:t>
+        <w:t>target</w:t>
+      </w:r>
+      <w:proofErr w:type="spellEnd"/>
+      <w:r>
+        <w:rPr>
+          <w:rFonts w:ascii="Consolas" w:eastAsia="Times New Roman" w:hAnsi="Consolas" w:cs="Times New Roman"/>
+          <w:color w:val="9CDCFE"/>
+          <w:sz w:val="21"/>
+          <w:szCs w:val="21"/>
+          <w:lang w:eastAsia="hu-HU"/>
+        </w:rPr>
+        <w:t>:</w:t>
       </w:r>
       <w:r>
         <w:rPr>
@@ -2066,6 +2643,7 @@
         </w:rPr>
         <w:t xml:space="preserve"> { </w:t>
       </w:r>
+      <w:proofErr w:type="spellStart"/>
       <w:r>
         <w:rPr>
           <w:rFonts w:ascii="Consolas" w:eastAsia="Times New Roman" w:hAnsi="Consolas" w:cs="Times New Roman"/>
@@ -2074,7 +2652,18 @@
           <w:szCs w:val="21"/>
           <w:lang w:eastAsia="hu-HU"/>
         </w:rPr>
-        <w:t>value:</w:t>
+        <w:t>value</w:t>
+      </w:r>
+      <w:proofErr w:type="spellEnd"/>
+      <w:r>
+        <w:rPr>
+          <w:rFonts w:ascii="Consolas" w:eastAsia="Times New Roman" w:hAnsi="Consolas" w:cs="Times New Roman"/>
+          <w:color w:val="9CDCFE"/>
+          <w:sz w:val="21"/>
+          <w:szCs w:val="21"/>
+          <w:lang w:eastAsia="hu-HU"/>
+        </w:rPr>
+        <w:t>:</w:t>
       </w:r>
       <w:r>
         <w:rPr>
@@ -2152,6 +2741,7 @@
         </w:rPr>
         <w:t xml:space="preserve">    </w:t>
       </w:r>
+      <w:proofErr w:type="spellStart"/>
       <w:r>
         <w:rPr>
           <w:rFonts w:ascii="Consolas" w:eastAsia="Times New Roman" w:hAnsi="Consolas" w:cs="Times New Roman"/>
@@ -2182,6 +2772,7 @@
         </w:rPr>
         <w:t>change</w:t>
       </w:r>
+      <w:proofErr w:type="spellEnd"/>
       <w:r>
         <w:rPr>
           <w:rFonts w:ascii="Consolas" w:eastAsia="Times New Roman" w:hAnsi="Consolas" w:cs="Times New Roman"/>
@@ -2192,6 +2783,7 @@
         </w:rPr>
         <w:t>(</w:t>
       </w:r>
+      <w:proofErr w:type="spellStart"/>
       <w:r>
         <w:rPr>
           <w:rFonts w:ascii="Consolas" w:eastAsia="Times New Roman" w:hAnsi="Consolas" w:cs="Times New Roman"/>
@@ -2222,6 +2814,7 @@
         </w:rPr>
         <w:t>getByTestId</w:t>
       </w:r>
+      <w:proofErr w:type="spellEnd"/>
       <w:r>
         <w:rPr>
           <w:rFonts w:ascii="Consolas" w:eastAsia="Times New Roman" w:hAnsi="Consolas" w:cs="Times New Roman"/>
@@ -2240,7 +2833,29 @@
           <w:szCs w:val="21"/>
           <w:lang w:eastAsia="hu-HU"/>
         </w:rPr>
-        <w:t>"Password"</w:t>
+        <w:t>"</w:t>
+      </w:r>
+      <w:proofErr w:type="spellStart"/>
+      <w:r>
+        <w:rPr>
+          <w:rFonts w:ascii="Consolas" w:eastAsia="Times New Roman" w:hAnsi="Consolas" w:cs="Times New Roman"/>
+          <w:color w:val="CE9178"/>
+          <w:sz w:val="21"/>
+          <w:szCs w:val="21"/>
+          <w:lang w:eastAsia="hu-HU"/>
+        </w:rPr>
+        <w:t>Password</w:t>
+      </w:r>
+      <w:proofErr w:type="spellEnd"/>
+      <w:r>
+        <w:rPr>
+          <w:rFonts w:ascii="Consolas" w:eastAsia="Times New Roman" w:hAnsi="Consolas" w:cs="Times New Roman"/>
+          <w:color w:val="CE9178"/>
+          <w:sz w:val="21"/>
+          <w:szCs w:val="21"/>
+          <w:lang w:eastAsia="hu-HU"/>
+        </w:rPr>
+        <w:t>"</w:t>
       </w:r>
       <w:r>
         <w:rPr>
@@ -2252,6 +2867,7 @@
         </w:rPr>
         <w:t xml:space="preserve">), { </w:t>
       </w:r>
+      <w:proofErr w:type="spellStart"/>
       <w:r>
         <w:rPr>
           <w:rFonts w:ascii="Consolas" w:eastAsia="Times New Roman" w:hAnsi="Consolas" w:cs="Times New Roman"/>
@@ -2260,7 +2876,18 @@
           <w:szCs w:val="21"/>
           <w:lang w:eastAsia="hu-HU"/>
         </w:rPr>
-        <w:t>target:</w:t>
+        <w:t>target</w:t>
+      </w:r>
+      <w:proofErr w:type="spellEnd"/>
+      <w:r>
+        <w:rPr>
+          <w:rFonts w:ascii="Consolas" w:eastAsia="Times New Roman" w:hAnsi="Consolas" w:cs="Times New Roman"/>
+          <w:color w:val="9CDCFE"/>
+          <w:sz w:val="21"/>
+          <w:szCs w:val="21"/>
+          <w:lang w:eastAsia="hu-HU"/>
+        </w:rPr>
+        <w:t>:</w:t>
       </w:r>
       <w:r>
         <w:rPr>
@@ -2272,6 +2899,7 @@
         </w:rPr>
         <w:t xml:space="preserve"> { </w:t>
       </w:r>
+      <w:proofErr w:type="spellStart"/>
       <w:r>
         <w:rPr>
           <w:rFonts w:ascii="Consolas" w:eastAsia="Times New Roman" w:hAnsi="Consolas" w:cs="Times New Roman"/>
@@ -2280,7 +2908,18 @@
           <w:szCs w:val="21"/>
           <w:lang w:eastAsia="hu-HU"/>
         </w:rPr>
-        <w:t>value:</w:t>
+        <w:t>value</w:t>
+      </w:r>
+      <w:proofErr w:type="spellEnd"/>
+      <w:r>
+        <w:rPr>
+          <w:rFonts w:ascii="Consolas" w:eastAsia="Times New Roman" w:hAnsi="Consolas" w:cs="Times New Roman"/>
+          <w:color w:val="9CDCFE"/>
+          <w:sz w:val="21"/>
+          <w:szCs w:val="21"/>
+          <w:lang w:eastAsia="hu-HU"/>
+        </w:rPr>
+        <w:t>:</w:t>
       </w:r>
       <w:r>
         <w:rPr>
@@ -2300,7 +2939,29 @@
           <w:szCs w:val="21"/>
           <w:lang w:eastAsia="hu-HU"/>
         </w:rPr>
-        <w:t>"wrongpassword"</w:t>
+        <w:t>"</w:t>
+      </w:r>
+      <w:proofErr w:type="spellStart"/>
+      <w:r>
+        <w:rPr>
+          <w:rFonts w:ascii="Consolas" w:eastAsia="Times New Roman" w:hAnsi="Consolas" w:cs="Times New Roman"/>
+          <w:color w:val="CE9178"/>
+          <w:sz w:val="21"/>
+          <w:szCs w:val="21"/>
+          <w:lang w:eastAsia="hu-HU"/>
+        </w:rPr>
+        <w:t>wrongpassword</w:t>
+      </w:r>
+      <w:proofErr w:type="spellEnd"/>
+      <w:r>
+        <w:rPr>
+          <w:rFonts w:ascii="Consolas" w:eastAsia="Times New Roman" w:hAnsi="Consolas" w:cs="Times New Roman"/>
+          <w:color w:val="CE9178"/>
+          <w:sz w:val="21"/>
+          <w:szCs w:val="21"/>
+          <w:lang w:eastAsia="hu-HU"/>
+        </w:rPr>
+        <w:t>"</w:t>
       </w:r>
       <w:r>
         <w:rPr>
@@ -2335,6 +2996,7 @@
         </w:rPr>
         <w:t xml:space="preserve">    </w:t>
       </w:r>
+      <w:proofErr w:type="spellStart"/>
       <w:r>
         <w:rPr>
           <w:rFonts w:ascii="Consolas" w:eastAsia="Times New Roman" w:hAnsi="Consolas" w:cs="Times New Roman"/>
@@ -2365,6 +3027,7 @@
         </w:rPr>
         <w:t>click</w:t>
       </w:r>
+      <w:proofErr w:type="spellEnd"/>
       <w:r>
         <w:rPr>
           <w:rFonts w:ascii="Consolas" w:eastAsia="Times New Roman" w:hAnsi="Consolas" w:cs="Times New Roman"/>
@@ -2375,6 +3038,7 @@
         </w:rPr>
         <w:t>(</w:t>
       </w:r>
+      <w:proofErr w:type="spellStart"/>
       <w:r>
         <w:rPr>
           <w:rFonts w:ascii="Consolas" w:eastAsia="Times New Roman" w:hAnsi="Consolas" w:cs="Times New Roman"/>
@@ -2405,6 +3069,7 @@
         </w:rPr>
         <w:t>getByText</w:t>
       </w:r>
+      <w:proofErr w:type="spellEnd"/>
       <w:r>
         <w:rPr>
           <w:rFonts w:ascii="Consolas" w:eastAsia="Times New Roman" w:hAnsi="Consolas" w:cs="Times New Roman"/>
@@ -2458,6 +3123,7 @@
         </w:rPr>
         <w:t xml:space="preserve">    </w:t>
       </w:r>
+      <w:proofErr w:type="spellStart"/>
       <w:r>
         <w:rPr>
           <w:rFonts w:ascii="Consolas" w:eastAsia="Times New Roman" w:hAnsi="Consolas" w:cs="Times New Roman"/>
@@ -2468,6 +3134,7 @@
         </w:rPr>
         <w:t>expect</w:t>
       </w:r>
+      <w:proofErr w:type="spellEnd"/>
       <w:r>
         <w:rPr>
           <w:rFonts w:ascii="Consolas" w:eastAsia="Times New Roman" w:hAnsi="Consolas" w:cs="Times New Roman"/>
@@ -2478,6 +3145,7 @@
         </w:rPr>
         <w:t>(</w:t>
       </w:r>
+      <w:proofErr w:type="spellStart"/>
       <w:r>
         <w:rPr>
           <w:rFonts w:ascii="Consolas" w:eastAsia="Times New Roman" w:hAnsi="Consolas" w:cs="Times New Roman"/>
@@ -2488,6 +3156,7 @@
         </w:rPr>
         <w:t>await</w:t>
       </w:r>
+      <w:proofErr w:type="spellEnd"/>
       <w:r>
         <w:rPr>
           <w:rFonts w:ascii="Consolas" w:eastAsia="Times New Roman" w:hAnsi="Consolas" w:cs="Times New Roman"/>
@@ -2498,6 +3167,7 @@
         </w:rPr>
         <w:t xml:space="preserve"> </w:t>
       </w:r>
+      <w:proofErr w:type="spellStart"/>
       <w:r>
         <w:rPr>
           <w:rFonts w:ascii="Consolas" w:eastAsia="Times New Roman" w:hAnsi="Consolas" w:cs="Times New Roman"/>
@@ -2528,6 +3198,7 @@
         </w:rPr>
         <w:t>findByText</w:t>
       </w:r>
+      <w:proofErr w:type="spellEnd"/>
       <w:r>
         <w:rPr>
           <w:rFonts w:ascii="Consolas" w:eastAsia="Times New Roman" w:hAnsi="Consolas" w:cs="Times New Roman"/>
@@ -2558,6 +3229,7 @@
         </w:rPr>
         <w:t>)).</w:t>
       </w:r>
+      <w:proofErr w:type="spellStart"/>
       <w:r>
         <w:rPr>
           <w:rFonts w:ascii="Consolas" w:eastAsia="Times New Roman" w:hAnsi="Consolas" w:cs="Times New Roman"/>
@@ -2568,6 +3240,7 @@
         </w:rPr>
         <w:t>toBeInTheDocument</w:t>
       </w:r>
+      <w:proofErr w:type="spellEnd"/>
       <w:r>
         <w:rPr>
           <w:rFonts w:ascii="Consolas" w:eastAsia="Times New Roman" w:hAnsi="Consolas" w:cs="Times New Roman"/>
@@ -2606,10 +3279,385 @@
       <w:pPr>
         <w:rPr>
           <w:rFonts w:ascii="Arial" w:hAnsi="Arial" w:cs="Arial"/>
-          <w:sz w:val="24"/>
-          <w:szCs w:val="24"/>
-        </w:rPr>
-      </w:pPr>
+          <w:b/>
+          <w:sz w:val="24"/>
+          <w:szCs w:val="24"/>
+        </w:rPr>
+      </w:pPr>
+      <w:r>
+        <w:rPr>
+          <w:rFonts w:ascii="Arial" w:hAnsi="Arial" w:cs="Arial"/>
+          <w:b/>
+          <w:sz w:val="24"/>
+          <w:szCs w:val="24"/>
+        </w:rPr>
+        <w:t>2</w:t>
+      </w:r>
+    </w:p>
+    <w:p>
+      <w:pPr>
+        <w:rPr>
+          <w:rFonts w:ascii="Arial" w:hAnsi="Arial" w:cs="Arial"/>
+          <w:b/>
+          <w:sz w:val="24"/>
+          <w:szCs w:val="24"/>
+        </w:rPr>
+      </w:pPr>
+      <w:r>
+        <w:rPr>
+          <w:noProof/>
+        </w:rPr>
+        <w:drawing>
+          <wp:inline distT="0" distB="0" distL="0" distR="0">
+            <wp:extent cx="4610100" cy="3031932"/>
+            <wp:effectExtent l="0" t="0" r="0" b="0"/>
+            <wp:docPr id="2" name="Kép 2"/>
+            <wp:cNvGraphicFramePr>
+              <a:graphicFrameLocks xmlns:a="http://schemas.openxmlformats.org/drawingml/2006/main" noChangeAspect="1"/>
+            </wp:cNvGraphicFramePr>
+            <a:graphic xmlns:a="http://schemas.openxmlformats.org/drawingml/2006/main">
+              <a:graphicData uri="http://schemas.openxmlformats.org/drawingml/2006/picture">
+                <pic:pic xmlns:pic="http://schemas.openxmlformats.org/drawingml/2006/picture">
+                  <pic:nvPicPr>
+                    <pic:cNvPr id="0" name="Picture 3"/>
+                    <pic:cNvPicPr>
+                      <a:picLocks noChangeAspect="1" noChangeArrowheads="1"/>
+                    </pic:cNvPicPr>
+                  </pic:nvPicPr>
+                  <pic:blipFill>
+                    <a:blip r:embed="rId4" cstate="print">
+                      <a:extLst>
+                        <a:ext uri="{28A0092B-C50C-407E-A947-70E740481C1C}">
+                          <a14:useLocalDpi xmlns:a14="http://schemas.microsoft.com/office/drawing/2010/main" val="0"/>
+                        </a:ext>
+                      </a:extLst>
+                    </a:blip>
+                    <a:srcRect/>
+                    <a:stretch>
+                      <a:fillRect/>
+                    </a:stretch>
+                  </pic:blipFill>
+                  <pic:spPr bwMode="auto">
+                    <a:xfrm>
+                      <a:off x="0" y="0"/>
+                      <a:ext cx="4640084" cy="3051652"/>
+                    </a:xfrm>
+                    <a:prstGeom prst="rect">
+                      <a:avLst/>
+                    </a:prstGeom>
+                    <a:noFill/>
+                    <a:ln>
+                      <a:noFill/>
+                    </a:ln>
+                  </pic:spPr>
+                </pic:pic>
+              </a:graphicData>
+            </a:graphic>
+          </wp:inline>
+        </w:drawing>
+      </w:r>
+    </w:p>
+    <w:p>
+      <w:pPr>
+        <w:rPr>
+          <w:rFonts w:ascii="Arial" w:hAnsi="Arial" w:cs="Arial"/>
+          <w:b/>
+          <w:sz w:val="24"/>
+          <w:szCs w:val="24"/>
+        </w:rPr>
+      </w:pPr>
+      <w:r>
+        <w:rPr>
+          <w:rFonts w:ascii="Arial" w:hAnsi="Arial" w:cs="Arial"/>
+          <w:b/>
+          <w:sz w:val="24"/>
+          <w:szCs w:val="24"/>
+        </w:rPr>
+        <w:br w:type="page"/>
+      </w:r>
+    </w:p>
+    <w:p>
+      <w:pPr>
+        <w:rPr>
+          <w:rFonts w:ascii="Arial" w:hAnsi="Arial" w:cs="Arial"/>
+          <w:b/>
+          <w:sz w:val="24"/>
+          <w:szCs w:val="24"/>
+        </w:rPr>
+      </w:pPr>
+    </w:p>
+    <w:p>
+      <w:pPr>
+        <w:rPr>
+          <w:rFonts w:ascii="Arial" w:hAnsi="Arial" w:cs="Arial"/>
+          <w:b/>
+          <w:sz w:val="24"/>
+          <w:szCs w:val="24"/>
+        </w:rPr>
+      </w:pPr>
+      <w:r>
+        <w:rPr>
+          <w:rFonts w:ascii="Arial" w:hAnsi="Arial" w:cs="Arial"/>
+          <w:b/>
+          <w:sz w:val="24"/>
+          <w:szCs w:val="24"/>
+        </w:rPr>
+        <w:t>3</w:t>
+      </w:r>
+    </w:p>
+    <w:p>
+      <w:pPr>
+        <w:rPr>
+          <w:rFonts w:ascii="Arial" w:hAnsi="Arial" w:cs="Arial"/>
+          <w:b/>
+          <w:sz w:val="24"/>
+          <w:szCs w:val="24"/>
+        </w:rPr>
+      </w:pPr>
+      <w:r>
+        <w:rPr>
+          <w:noProof/>
+        </w:rPr>
+        <w:drawing>
+          <wp:inline distT="0" distB="0" distL="0" distR="0">
+            <wp:extent cx="5760720" cy="3514737"/>
+            <wp:effectExtent l="0" t="0" r="0" b="9525"/>
+            <wp:docPr id="3" name="Kép 3"/>
+            <wp:cNvGraphicFramePr>
+              <a:graphicFrameLocks xmlns:a="http://schemas.openxmlformats.org/drawingml/2006/main" noChangeAspect="1"/>
+            </wp:cNvGraphicFramePr>
+            <a:graphic xmlns:a="http://schemas.openxmlformats.org/drawingml/2006/main">
+              <a:graphicData uri="http://schemas.openxmlformats.org/drawingml/2006/picture">
+                <pic:pic xmlns:pic="http://schemas.openxmlformats.org/drawingml/2006/picture">
+                  <pic:nvPicPr>
+                    <pic:cNvPr id="0" name="Picture 5"/>
+                    <pic:cNvPicPr>
+                      <a:picLocks noChangeAspect="1" noChangeArrowheads="1"/>
+                    </pic:cNvPicPr>
+                  </pic:nvPicPr>
+                  <pic:blipFill>
+                    <a:blip r:embed="rId5" cstate="print">
+                      <a:extLst>
+                        <a:ext uri="{28A0092B-C50C-407E-A947-70E740481C1C}">
+                          <a14:useLocalDpi xmlns:a14="http://schemas.microsoft.com/office/drawing/2010/main" val="0"/>
+                        </a:ext>
+                      </a:extLst>
+                    </a:blip>
+                    <a:srcRect/>
+                    <a:stretch>
+                      <a:fillRect/>
+                    </a:stretch>
+                  </pic:blipFill>
+                  <pic:spPr bwMode="auto">
+                    <a:xfrm>
+                      <a:off x="0" y="0"/>
+                      <a:ext cx="5760720" cy="3514737"/>
+                    </a:xfrm>
+                    <a:prstGeom prst="rect">
+                      <a:avLst/>
+                    </a:prstGeom>
+                    <a:noFill/>
+                    <a:ln>
+                      <a:noFill/>
+                    </a:ln>
+                  </pic:spPr>
+                </pic:pic>
+              </a:graphicData>
+            </a:graphic>
+          </wp:inline>
+        </w:drawing>
+      </w:r>
+    </w:p>
+    <w:p>
+      <w:pPr>
+        <w:rPr>
+          <w:rFonts w:ascii="Arial" w:hAnsi="Arial" w:cs="Arial"/>
+          <w:b/>
+          <w:sz w:val="24"/>
+          <w:szCs w:val="24"/>
+        </w:rPr>
+      </w:pPr>
+      <w:r>
+        <w:rPr>
+          <w:rFonts w:ascii="Arial" w:hAnsi="Arial" w:cs="Arial"/>
+          <w:b/>
+          <w:sz w:val="24"/>
+          <w:szCs w:val="24"/>
+        </w:rPr>
+        <w:t>4.</w:t>
+      </w:r>
+    </w:p>
+    <w:p>
+      <w:pPr>
+        <w:rPr>
+          <w:rFonts w:ascii="Arial" w:hAnsi="Arial" w:cs="Arial"/>
+          <w:b/>
+          <w:sz w:val="24"/>
+          <w:szCs w:val="24"/>
+        </w:rPr>
+      </w:pPr>
+      <w:r>
+        <w:rPr>
+          <w:noProof/>
+        </w:rPr>
+        <w:drawing>
+          <wp:inline distT="0" distB="0" distL="0" distR="0">
+            <wp:extent cx="5760720" cy="3570082"/>
+            <wp:effectExtent l="0" t="0" r="0" b="0"/>
+            <wp:docPr id="4" name="Kép 4"/>
+            <wp:cNvGraphicFramePr>
+              <a:graphicFrameLocks xmlns:a="http://schemas.openxmlformats.org/drawingml/2006/main" noChangeAspect="1"/>
+            </wp:cNvGraphicFramePr>
+            <a:graphic xmlns:a="http://schemas.openxmlformats.org/drawingml/2006/main">
+              <a:graphicData uri="http://schemas.openxmlformats.org/drawingml/2006/picture">
+                <pic:pic xmlns:pic="http://schemas.openxmlformats.org/drawingml/2006/picture">
+                  <pic:nvPicPr>
+                    <pic:cNvPr id="0" name="Picture 7"/>
+                    <pic:cNvPicPr>
+                      <a:picLocks noChangeAspect="1" noChangeArrowheads="1"/>
+                    </pic:cNvPicPr>
+                  </pic:nvPicPr>
+                  <pic:blipFill>
+                    <a:blip r:embed="rId6" cstate="print">
+                      <a:extLst>
+                        <a:ext uri="{28A0092B-C50C-407E-A947-70E740481C1C}">
+                          <a14:useLocalDpi xmlns:a14="http://schemas.microsoft.com/office/drawing/2010/main" val="0"/>
+                        </a:ext>
+                      </a:extLst>
+                    </a:blip>
+                    <a:srcRect/>
+                    <a:stretch>
+                      <a:fillRect/>
+                    </a:stretch>
+                  </pic:blipFill>
+                  <pic:spPr bwMode="auto">
+                    <a:xfrm>
+                      <a:off x="0" y="0"/>
+                      <a:ext cx="5760720" cy="3570082"/>
+                    </a:xfrm>
+                    <a:prstGeom prst="rect">
+                      <a:avLst/>
+                    </a:prstGeom>
+                    <a:noFill/>
+                    <a:ln>
+                      <a:noFill/>
+                    </a:ln>
+                  </pic:spPr>
+                </pic:pic>
+              </a:graphicData>
+            </a:graphic>
+          </wp:inline>
+        </w:drawing>
+      </w:r>
+    </w:p>
+    <w:p>
+      <w:pPr>
+        <w:rPr>
+          <w:rFonts w:ascii="Arial" w:hAnsi="Arial" w:cs="Arial"/>
+          <w:b/>
+          <w:sz w:val="24"/>
+          <w:szCs w:val="24"/>
+        </w:rPr>
+      </w:pPr>
+      <w:r>
+        <w:rPr>
+          <w:rFonts w:ascii="Arial" w:hAnsi="Arial" w:cs="Arial"/>
+          <w:b/>
+          <w:sz w:val="24"/>
+          <w:szCs w:val="24"/>
+        </w:rPr>
+        <w:br w:type="page"/>
+      </w:r>
+    </w:p>
+    <w:p>
+      <w:pPr>
+        <w:rPr>
+          <w:rFonts w:ascii="Arial" w:hAnsi="Arial" w:cs="Arial"/>
+          <w:b/>
+          <w:sz w:val="24"/>
+          <w:szCs w:val="24"/>
+        </w:rPr>
+      </w:pPr>
+      <w:r>
+        <w:rPr>
+          <w:rFonts w:ascii="Arial" w:hAnsi="Arial" w:cs="Arial"/>
+          <w:b/>
+          <w:sz w:val="24"/>
+          <w:szCs w:val="24"/>
+        </w:rPr>
+        <w:lastRenderedPageBreak/>
+        <w:t>Tesztösszegzés</w:t>
+      </w:r>
+    </w:p>
+    <w:p>
+      <w:pPr>
+        <w:rPr>
+          <w:rFonts w:ascii="Arial" w:hAnsi="Arial" w:cs="Arial"/>
+          <w:sz w:val="24"/>
+          <w:szCs w:val="24"/>
+        </w:rPr>
+      </w:pPr>
+      <w:bookmarkStart w:id="0" w:name="_GoBack"/>
+      <w:r>
+        <w:rPr>
+          <w:rFonts w:ascii="Arial" w:hAnsi="Arial" w:cs="Arial"/>
+          <w:sz w:val="24"/>
+          <w:szCs w:val="24"/>
+        </w:rPr>
+        <w:t>A dokumentáció végén érdemes összefoglalni:</w:t>
+      </w:r>
+    </w:p>
+    <w:p>
+      <w:pPr>
+        <w:rPr>
+          <w:rFonts w:ascii="Arial" w:hAnsi="Arial" w:cs="Arial"/>
+          <w:sz w:val="24"/>
+          <w:szCs w:val="24"/>
+        </w:rPr>
+      </w:pPr>
+      <w:r>
+        <w:rPr>
+          <w:rFonts w:ascii="Arial" w:hAnsi="Arial" w:cs="Arial"/>
+          <w:sz w:val="24"/>
+          <w:szCs w:val="24"/>
+        </w:rPr>
+        <w:t>A sikeres és sikertelen tesztek arányát.</w:t>
+      </w:r>
+    </w:p>
+    <w:p>
+      <w:pPr>
+        <w:rPr>
+          <w:rFonts w:ascii="Arial" w:hAnsi="Arial" w:cs="Arial"/>
+          <w:sz w:val="24"/>
+          <w:szCs w:val="24"/>
+        </w:rPr>
+      </w:pPr>
+      <w:r>
+        <w:rPr>
+          <w:rFonts w:ascii="Arial" w:hAnsi="Arial" w:cs="Arial"/>
+          <w:sz w:val="24"/>
+          <w:szCs w:val="24"/>
+        </w:rPr>
+        <w:t>A talált hibák számát és természetét (pl. validációs hibák, hozzáférési hibák stb.).</w:t>
+      </w:r>
+    </w:p>
+    <w:p>
+      <w:pPr>
+        <w:rPr>
+          <w:rFonts w:ascii="Arial" w:hAnsi="Arial" w:cs="Arial"/>
+          <w:sz w:val="24"/>
+          <w:szCs w:val="24"/>
+        </w:rPr>
+      </w:pPr>
+      <w:r>
+        <w:rPr>
+          <w:rFonts w:ascii="Arial" w:hAnsi="Arial" w:cs="Arial"/>
+          <w:sz w:val="24"/>
+          <w:szCs w:val="24"/>
+        </w:rPr>
+        <w:t>Javaslatokat a rendszer javítására vagy további tesztekre.</w:t>
+      </w:r>
+      <w:bookmarkEnd w:id="0"/>
     </w:p>
     <w:sectPr>
       <w:pgSz w:w="11906" w:h="16838"/>
@@ -2622,7 +3670,7 @@
 </file>
 
 <file path=word/styles.xml><?xml version="1.0" encoding="utf-8"?>
-<w:styles xmlns:mc="http://schemas.openxmlformats.org/markup-compatibility/2006" xmlns:r="http://schemas.openxmlformats.org/officeDocument/2006/relationships" xmlns:w="http://schemas.openxmlformats.org/wordprocessingml/2006/main" xmlns:w14="http://schemas.microsoft.com/office/word/2010/wordml" xmlns:w15="http://schemas.microsoft.com/office/word/2012/wordml" xmlns:w16se="http://schemas.microsoft.com/office/word/2015/wordml/symex" mc:Ignorable="w14 w15 w16se">
+<w:styles xmlns:mc="http://schemas.openxmlformats.org/markup-compatibility/2006" xmlns:r="http://schemas.openxmlformats.org/officeDocument/2006/relationships" xmlns:w="http://schemas.openxmlformats.org/wordprocessingml/2006/main" xmlns:w14="http://schemas.microsoft.com/office/word/2010/wordml" xmlns:w15="http://schemas.microsoft.com/office/word/2012/wordml" xmlns:w16cid="http://schemas.microsoft.com/office/word/2016/wordml/cid" xmlns:w16se="http://schemas.microsoft.com/office/word/2015/wordml/symex" mc:Ignorable="w14 w15 w16se w16cid">
   <w:docDefaults>
     <w:rPrDefault>
       <w:rPr>
@@ -2638,7 +3686,7 @@
       </w:pPr>
     </w:pPrDefault>
   </w:docDefaults>
-  <w:latentStyles w:defLockedState="0" w:defUIPriority="99" w:defSemiHidden="0" w:defUnhideWhenUsed="0" w:defQFormat="0" w:count="371">
+  <w:latentStyles w:defLockedState="0" w:defUIPriority="99" w:defSemiHidden="0" w:defUnhideWhenUsed="0" w:defQFormat="0" w:count="375">
     <w:lsdException w:name="Normal" w:uiPriority="0" w:qFormat="1"/>
     <w:lsdException w:name="heading 1" w:uiPriority="9" w:qFormat="1"/>
     <w:lsdException w:name="heading 2" w:semiHidden="1" w:uiPriority="9" w:unhideWhenUsed="1" w:qFormat="1"/>
@@ -2744,7 +3792,6 @@
     <w:lsdException w:name="HTML Sample" w:semiHidden="1" w:unhideWhenUsed="1"/>
     <w:lsdException w:name="HTML Typewriter" w:semiHidden="1" w:unhideWhenUsed="1"/>
     <w:lsdException w:name="HTML Variable" w:semiHidden="1" w:unhideWhenUsed="1"/>
-    <w:lsdException w:name="Normal Table" w:semiHidden="1" w:unhideWhenUsed="1"/>
     <w:lsdException w:name="annotation subject" w:semiHidden="1" w:unhideWhenUsed="1"/>
     <w:lsdException w:name="No List" w:semiHidden="1" w:unhideWhenUsed="1"/>
     <w:lsdException w:name="Outline List 1" w:semiHidden="1" w:unhideWhenUsed="1"/>
@@ -2788,10 +3835,8 @@
     <w:lsdException w:name="Table Elegant" w:semiHidden="1" w:unhideWhenUsed="1"/>
     <w:lsdException w:name="Table Professional" w:semiHidden="1" w:unhideWhenUsed="1"/>
     <w:lsdException w:name="Table Subtle 1" w:semiHidden="1" w:unhideWhenUsed="1"/>
-    <w:lsdException w:name="Table Subtle 2" w:semiHidden="1" w:unhideWhenUsed="1"/>
     <w:lsdException w:name="Table Web 1" w:semiHidden="1" w:unhideWhenUsed="1"/>
     <w:lsdException w:name="Table Web 2" w:semiHidden="1" w:unhideWhenUsed="1"/>
-    <w:lsdException w:name="Table Web 3" w:semiHidden="1" w:unhideWhenUsed="1"/>
     <w:lsdException w:name="Balloon Text" w:semiHidden="1" w:unhideWhenUsed="1"/>
     <w:lsdException w:name="Table Grid" w:uiPriority="39"/>
     <w:lsdException w:name="Table Theme" w:semiHidden="1" w:unhideWhenUsed="1"/>
@@ -3010,6 +4055,10 @@
     <w:lsdException w:name="List Table 5 Dark Accent 6" w:uiPriority="50"/>
     <w:lsdException w:name="List Table 6 Colorful Accent 6" w:uiPriority="51"/>
     <w:lsdException w:name="List Table 7 Colorful Accent 6" w:uiPriority="52"/>
+    <w:lsdException w:name="Mention" w:semiHidden="1" w:unhideWhenUsed="1"/>
+    <w:lsdException w:name="Smart Hyperlink" w:semiHidden="1" w:unhideWhenUsed="1"/>
+    <w:lsdException w:name="Hashtag" w:semiHidden="1" w:unhideWhenUsed="1"/>
+    <w:lsdException w:name="Unresolved Mention" w:semiHidden="1" w:unhideWhenUsed="1"/>
   </w:latentStyles>
   <w:style w:type="paragraph" w:default="1" w:styleId="Norml">
     <w:name w:val="Normal"/>
